--- a/lessons/2-1/readiness/practice.docx
+++ b/lessons/2-1/readiness/practice.docx
@@ -86,7 +86,1259 @@
     </w:p>
     <w:p>
       <w:pPr>
-        <w:spacing w:after="120" w:before="0"/>
+        <w:spacing w:after="60" w:before="120"/>
+      </w:pPr>
+      <w:r>
+        <w:rPr>
+          <w:b/>
+          <w:bCs/>
+          <w:color w:val="0F2B3C"/>
+          <w:sz w:val="24"/>
+          <w:szCs w:val="24"/>
+        </w:rPr>
+        <w:t xml:space="preserve">Vocabulary Anchor Box</w:t>
+      </w:r>
+    </w:p>
+    <w:tbl>
+      <w:tblPr>
+        <w:tblW w:type="dxa" w:w="9360"/>
+        <w:tblBorders>
+          <w:top w:val="single" w:color="C7D2DD" w:sz="6"/>
+          <w:left w:val="single" w:color="C7D2DD" w:sz="6"/>
+          <w:bottom w:val="single" w:color="C7D2DD" w:sz="6"/>
+          <w:right w:val="single" w:color="C7D2DD" w:sz="6"/>
+          <w:insideH w:val="single" w:color="C7D2DD" w:sz="6"/>
+          <w:insideV w:val="single" w:color="C7D2DD" w:sz="6"/>
+        </w:tblBorders>
+      </w:tblPr>
+      <w:tblGrid>
+        <w:gridCol w:w="1800"/>
+        <w:gridCol w:w="3160"/>
+        <w:gridCol w:w="2200"/>
+        <w:gridCol w:w="2200"/>
+      </w:tblGrid>
+      <w:tr>
+        <w:trPr>
+          <w:cantSplit/>
+          <w:tblHeader/>
+        </w:trPr>
+        <w:tc>
+          <w:tcPr>
+            <w:tcW w:type="dxa" w:w="1800"/>
+            <w:shd w:fill="EEF4F8" w:color="auto" w:val="clear"/>
+            <w:tcMar>
+              <w:top w:type="dxa" w:w="60"/>
+              <w:left w:type="dxa" w:w="100"/>
+              <w:bottom w:type="dxa" w:w="60"/>
+              <w:right w:type="dxa" w:w="100"/>
+            </w:tcMar>
+          </w:tcPr>
+          <w:p>
+            <w:pPr>
+              <w:spacing w:after="0" w:before="0"/>
+            </w:pPr>
+            <w:r>
+              <w:rPr>
+                <w:b/>
+                <w:bCs/>
+                <w:color w:val="0F2B3C"/>
+                <w:sz w:val="18"/>
+                <w:szCs w:val="18"/>
+              </w:rPr>
+              <w:t xml:space="preserve">Concept Term</w:t>
+            </w:r>
+          </w:p>
+        </w:tc>
+        <w:tc>
+          <w:tcPr>
+            <w:tcW w:type="dxa" w:w="3160"/>
+            <w:shd w:fill="EEF4F8" w:color="auto" w:val="clear"/>
+            <w:tcMar>
+              <w:top w:type="dxa" w:w="60"/>
+              <w:left w:type="dxa" w:w="100"/>
+              <w:bottom w:type="dxa" w:w="60"/>
+              <w:right w:type="dxa" w:w="100"/>
+            </w:tcMar>
+          </w:tcPr>
+          <w:p>
+            <w:pPr>
+              <w:spacing w:after="0" w:before="0"/>
+            </w:pPr>
+            <w:r>
+              <w:rPr>
+                <w:b/>
+                <w:bCs/>
+                <w:color w:val="0F2B3C"/>
+                <w:sz w:val="18"/>
+                <w:szCs w:val="18"/>
+              </w:rPr>
+              <w:t xml:space="preserve">Student-Friendly Definition</w:t>
+            </w:r>
+          </w:p>
+        </w:tc>
+        <w:tc>
+          <w:tcPr>
+            <w:tcW w:type="dxa" w:w="2200"/>
+            <w:shd w:fill="EEF4F8" w:color="auto" w:val="clear"/>
+            <w:tcMar>
+              <w:top w:type="dxa" w:w="60"/>
+              <w:left w:type="dxa" w:w="100"/>
+              <w:bottom w:type="dxa" w:w="60"/>
+              <w:right w:type="dxa" w:w="100"/>
+            </w:tcMar>
+          </w:tcPr>
+          <w:p>
+            <w:pPr>
+              <w:spacing w:after="0" w:before="0"/>
+            </w:pPr>
+            <w:r>
+              <w:rPr>
+                <w:b/>
+                <w:bCs/>
+                <w:color w:val="0F2B3C"/>
+                <w:sz w:val="18"/>
+                <w:szCs w:val="18"/>
+              </w:rPr>
+              <w:t xml:space="preserve">Non-Example</w:t>
+            </w:r>
+          </w:p>
+        </w:tc>
+        <w:tc>
+          <w:tcPr>
+            <w:tcW w:type="dxa" w:w="2200"/>
+            <w:shd w:fill="EEF4F8" w:color="auto" w:val="clear"/>
+            <w:tcMar>
+              <w:top w:type="dxa" w:w="60"/>
+              <w:left w:type="dxa" w:w="100"/>
+              <w:bottom w:type="dxa" w:w="60"/>
+              <w:right w:type="dxa" w:w="100"/>
+            </w:tcMar>
+          </w:tcPr>
+          <w:p>
+            <w:pPr>
+              <w:spacing w:after="0" w:before="0"/>
+            </w:pPr>
+            <w:r>
+              <w:rPr>
+                <w:b/>
+                <w:bCs/>
+                <w:color w:val="0F2B3C"/>
+                <w:sz w:val="18"/>
+                <w:szCs w:val="18"/>
+              </w:rPr>
+              <w:t xml:space="preserve">Visual Clue</w:t>
+            </w:r>
+          </w:p>
+        </w:tc>
+      </w:tr>
+      <w:tr>
+        <w:trPr>
+          <w:cantSplit/>
+        </w:trPr>
+        <w:tc>
+          <w:tcPr>
+            <w:tcW w:type="dxa" w:w="1800"/>
+            <w:tcMar>
+              <w:top w:type="dxa" w:w="60"/>
+              <w:left w:type="dxa" w:w="100"/>
+              <w:bottom w:type="dxa" w:w="60"/>
+              <w:right w:type="dxa" w:w="100"/>
+            </w:tcMar>
+            <w:vAlign w:val="top"/>
+          </w:tcPr>
+          <w:p>
+            <w:pPr>
+              <w:spacing w:after="20" w:before="0"/>
+            </w:pPr>
+            <w:r>
+              <w:rPr>
+                <w:b/>
+                <w:bCs/>
+                <w:color w:val="0F2B3C"/>
+                <w:sz w:val="20"/>
+                <w:szCs w:val="20"/>
+              </w:rPr>
+              <w:t xml:space="preserve">Statistical Questions and Data</w:t>
+            </w:r>
+          </w:p>
+          <w:p>
+            <w:pPr>
+              <w:spacing w:after="0" w:before="0"/>
+            </w:pPr>
+            <w:r>
+              <w:rPr>
+                <w:i/>
+                <w:iCs/>
+                <w:color w:val="5E6E7E"/>
+                <w:sz w:val="18"/>
+                <w:szCs w:val="18"/>
+              </w:rPr>
+              <w:t xml:space="preserve">Preguntas estadísticas y datos</w:t>
+            </w:r>
+          </w:p>
+        </w:tc>
+        <w:tc>
+          <w:tcPr>
+            <w:tcW w:type="dxa" w:w="3160"/>
+            <w:tcMar>
+              <w:top w:type="dxa" w:w="60"/>
+              <w:left w:type="dxa" w:w="100"/>
+              <w:bottom w:type="dxa" w:w="60"/>
+              <w:right w:type="dxa" w:w="100"/>
+            </w:tcMar>
+            <w:vAlign w:val="top"/>
+          </w:tcPr>
+          <w:p>
+            <w:pPr>
+              <w:spacing w:after="0" w:before="0"/>
+            </w:pPr>
+            <w:r>
+              <w:rPr>
+                <w:sz w:val="19"/>
+                <w:szCs w:val="19"/>
+              </w:rPr>
+              <w:t xml:space="preserve">A statistical question expects varied answers that can be collected as data.</w:t>
+            </w:r>
+          </w:p>
+        </w:tc>
+        <w:tc>
+          <w:tcPr>
+            <w:tcW w:type="dxa" w:w="2200"/>
+            <w:tcMar>
+              <w:top w:type="dxa" w:w="60"/>
+              <w:left w:type="dxa" w:w="100"/>
+              <w:bottom w:type="dxa" w:w="60"/>
+              <w:right w:type="dxa" w:w="100"/>
+            </w:tcMar>
+            <w:vAlign w:val="top"/>
+          </w:tcPr>
+          <w:p>
+            <w:pPr>
+              <w:spacing w:after="30" w:before="0"/>
+            </w:pPr>
+            <w:r>
+              <w:rPr>
+                <w:i/>
+                <w:iCs/>
+                <w:color w:val="5E6E7E"/>
+                <w:sz w:val="18"/>
+                <w:szCs w:val="18"/>
+              </w:rPr>
+              <w:t xml:space="preserve">Not Statistical Questions and Data: write a counter-example that does not fit the rule.</w:t>
+            </w:r>
+          </w:p>
+          <w:p>
+            <w:pPr>
+              <w:spacing w:after="50" w:before="0"/>
+            </w:pPr>
+            <w:r>
+              <w:rPr>
+                <w:color w:val="BBBBBB"/>
+                <w:sz w:val="18"/>
+                <w:szCs w:val="18"/>
+              </w:rPr>
+              <w:t xml:space="preserve">____________________________</w:t>
+            </w:r>
+          </w:p>
+        </w:tc>
+        <w:tc>
+          <w:tcPr>
+            <w:tcW w:type="dxa" w:w="2200"/>
+            <w:tcMar>
+              <w:top w:type="dxa" w:w="60"/>
+              <w:left w:type="dxa" w:w="100"/>
+              <w:bottom w:type="dxa" w:w="60"/>
+              <w:right w:type="dxa" w:w="100"/>
+            </w:tcMar>
+            <w:vAlign w:val="top"/>
+          </w:tcPr>
+          <w:p>
+            <w:pPr>
+              <w:spacing w:after="0" w:before="0"/>
+            </w:pPr>
+            <w:r>
+              <w:rPr>
+                <w:i/>
+                <w:iCs/>
+                <w:color w:val="5E6E7E"/>
+                <w:sz w:val="18"/>
+                <w:szCs w:val="18"/>
+              </w:rPr>
+              <w:t xml:space="preserve">How many minutes do students in our class read each night?</w:t>
+            </w:r>
+          </w:p>
+        </w:tc>
+      </w:tr>
+      <w:tr>
+        <w:trPr>
+          <w:cantSplit/>
+        </w:trPr>
+        <w:tc>
+          <w:tcPr>
+            <w:tcW w:type="dxa" w:w="1800"/>
+            <w:tcMar>
+              <w:top w:type="dxa" w:w="60"/>
+              <w:left w:type="dxa" w:w="100"/>
+              <w:bottom w:type="dxa" w:w="60"/>
+              <w:right w:type="dxa" w:w="100"/>
+            </w:tcMar>
+            <w:vAlign w:val="top"/>
+          </w:tcPr>
+          <w:p>
+            <w:pPr>
+              <w:spacing w:after="20" w:before="0"/>
+            </w:pPr>
+            <w:r>
+              <w:rPr>
+                <w:b/>
+                <w:bCs/>
+                <w:color w:val="0F2B3C"/>
+                <w:sz w:val="20"/>
+                <w:szCs w:val="20"/>
+              </w:rPr>
+              <w:t xml:space="preserve">Statistical Question</w:t>
+            </w:r>
+          </w:p>
+          <w:p>
+            <w:pPr>
+              <w:spacing w:after="0" w:before="0"/>
+            </w:pPr>
+            <w:r>
+              <w:rPr>
+                <w:i/>
+                <w:iCs/>
+                <w:color w:val="5E6E7E"/>
+                <w:sz w:val="18"/>
+                <w:szCs w:val="18"/>
+              </w:rPr>
+              <w:t xml:space="preserve">Pregunta estadística</w:t>
+            </w:r>
+          </w:p>
+        </w:tc>
+        <w:tc>
+          <w:tcPr>
+            <w:tcW w:type="dxa" w:w="3160"/>
+            <w:tcMar>
+              <w:top w:type="dxa" w:w="60"/>
+              <w:left w:type="dxa" w:w="100"/>
+              <w:bottom w:type="dxa" w:w="60"/>
+              <w:right w:type="dxa" w:w="100"/>
+            </w:tcMar>
+            <w:vAlign w:val="top"/>
+          </w:tcPr>
+          <w:p>
+            <w:pPr>
+              <w:spacing w:after="0" w:before="0"/>
+            </w:pPr>
+            <w:r>
+              <w:rPr>
+                <w:sz w:val="19"/>
+                <w:szCs w:val="19"/>
+              </w:rPr>
+              <w:t xml:space="preserve">A question answered with data that are expected to vary.</w:t>
+            </w:r>
+          </w:p>
+        </w:tc>
+        <w:tc>
+          <w:tcPr>
+            <w:tcW w:type="dxa" w:w="2200"/>
+            <w:tcMar>
+              <w:top w:type="dxa" w:w="60"/>
+              <w:left w:type="dxa" w:w="100"/>
+              <w:bottom w:type="dxa" w:w="60"/>
+              <w:right w:type="dxa" w:w="100"/>
+            </w:tcMar>
+            <w:vAlign w:val="top"/>
+          </w:tcPr>
+          <w:p>
+            <w:pPr>
+              <w:spacing w:after="30" w:before="0"/>
+            </w:pPr>
+            <w:r>
+              <w:rPr>
+                <w:i/>
+                <w:iCs/>
+                <w:color w:val="5E6E7E"/>
+                <w:sz w:val="18"/>
+                <w:szCs w:val="18"/>
+              </w:rPr>
+              <w:t xml:space="preserve">Not Statistical Question: write a counter-example that does not fit the rule.</w:t>
+            </w:r>
+          </w:p>
+          <w:p>
+            <w:pPr>
+              <w:spacing w:after="50" w:before="0"/>
+            </w:pPr>
+            <w:r>
+              <w:rPr>
+                <w:color w:val="BBBBBB"/>
+                <w:sz w:val="18"/>
+                <w:szCs w:val="18"/>
+              </w:rPr>
+              <w:t xml:space="preserve">____________________________</w:t>
+            </w:r>
+          </w:p>
+        </w:tc>
+        <w:tc>
+          <w:tcPr>
+            <w:tcW w:type="dxa" w:w="2200"/>
+            <w:tcMar>
+              <w:top w:type="dxa" w:w="60"/>
+              <w:left w:type="dxa" w:w="100"/>
+              <w:bottom w:type="dxa" w:w="60"/>
+              <w:right w:type="dxa" w:w="100"/>
+            </w:tcMar>
+            <w:vAlign w:val="top"/>
+          </w:tcPr>
+          <w:p>
+            <w:pPr>
+              <w:spacing w:after="0" w:before="0"/>
+            </w:pPr>
+            <w:r>
+              <w:rPr>
+                <w:i/>
+                <w:iCs/>
+                <w:color w:val="5E6E7E"/>
+                <w:sz w:val="18"/>
+                <w:szCs w:val="18"/>
+              </w:rPr>
+              <w:t xml:space="preserve">“How tall are the players on the team?” → answers vary: 60 in, 63 in, 58 in, 65 in</w:t>
+            </w:r>
+          </w:p>
+        </w:tc>
+      </w:tr>
+      <w:tr>
+        <w:trPr>
+          <w:cantSplit/>
+        </w:trPr>
+        <w:tc>
+          <w:tcPr>
+            <w:tcW w:type="dxa" w:w="1800"/>
+            <w:tcMar>
+              <w:top w:type="dxa" w:w="60"/>
+              <w:left w:type="dxa" w:w="100"/>
+              <w:bottom w:type="dxa" w:w="60"/>
+              <w:right w:type="dxa" w:w="100"/>
+            </w:tcMar>
+            <w:vAlign w:val="top"/>
+          </w:tcPr>
+          <w:p>
+            <w:pPr>
+              <w:spacing w:after="20" w:before="0"/>
+            </w:pPr>
+            <w:r>
+              <w:rPr>
+                <w:b/>
+                <w:bCs/>
+                <w:color w:val="0F2B3C"/>
+                <w:sz w:val="20"/>
+                <w:szCs w:val="20"/>
+              </w:rPr>
+              <w:t xml:space="preserve">Non-statistical Question</w:t>
+            </w:r>
+          </w:p>
+          <w:p>
+            <w:pPr>
+              <w:spacing w:after="0" w:before="0"/>
+            </w:pPr>
+            <w:r>
+              <w:rPr>
+                <w:i/>
+                <w:iCs/>
+                <w:color w:val="5E6E7E"/>
+                <w:sz w:val="18"/>
+                <w:szCs w:val="18"/>
+              </w:rPr>
+              <w:t xml:space="preserve">Pregunta no estadística</w:t>
+            </w:r>
+          </w:p>
+        </w:tc>
+        <w:tc>
+          <w:tcPr>
+            <w:tcW w:type="dxa" w:w="3160"/>
+            <w:tcMar>
+              <w:top w:type="dxa" w:w="60"/>
+              <w:left w:type="dxa" w:w="100"/>
+              <w:bottom w:type="dxa" w:w="60"/>
+              <w:right w:type="dxa" w:w="100"/>
+            </w:tcMar>
+            <w:vAlign w:val="top"/>
+          </w:tcPr>
+          <w:p>
+            <w:pPr>
+              <w:spacing w:after="0" w:before="0"/>
+            </w:pPr>
+            <w:r>
+              <w:rPr>
+                <w:sz w:val="19"/>
+                <w:szCs w:val="19"/>
+              </w:rPr>
+              <w:t xml:space="preserve">A question that does not anticipate variability in the data used to answer it. It may ask for one fact or measurement.</w:t>
+            </w:r>
+          </w:p>
+        </w:tc>
+        <w:tc>
+          <w:tcPr>
+            <w:tcW w:type="dxa" w:w="2200"/>
+            <w:tcMar>
+              <w:top w:type="dxa" w:w="60"/>
+              <w:left w:type="dxa" w:w="100"/>
+              <w:bottom w:type="dxa" w:w="60"/>
+              <w:right w:type="dxa" w:w="100"/>
+            </w:tcMar>
+            <w:vAlign w:val="top"/>
+          </w:tcPr>
+          <w:p>
+            <w:pPr>
+              <w:spacing w:after="30" w:before="0"/>
+            </w:pPr>
+            <w:r>
+              <w:rPr>
+                <w:i/>
+                <w:iCs/>
+                <w:color w:val="5E6E7E"/>
+                <w:sz w:val="18"/>
+                <w:szCs w:val="18"/>
+              </w:rPr>
+              <w:t xml:space="preserve">Not Non-statistical Question: write a counter-example that does not fit the rule.</w:t>
+            </w:r>
+          </w:p>
+          <w:p>
+            <w:pPr>
+              <w:spacing w:after="50" w:before="0"/>
+            </w:pPr>
+            <w:r>
+              <w:rPr>
+                <w:color w:val="BBBBBB"/>
+                <w:sz w:val="18"/>
+                <w:szCs w:val="18"/>
+              </w:rPr>
+              <w:t xml:space="preserve">____________________________</w:t>
+            </w:r>
+          </w:p>
+        </w:tc>
+        <w:tc>
+          <w:tcPr>
+            <w:tcW w:type="dxa" w:w="2200"/>
+            <w:tcMar>
+              <w:top w:type="dxa" w:w="60"/>
+              <w:left w:type="dxa" w:w="100"/>
+              <w:bottom w:type="dxa" w:w="60"/>
+              <w:right w:type="dxa" w:w="100"/>
+            </w:tcMar>
+            <w:vAlign w:val="top"/>
+          </w:tcPr>
+          <w:p>
+            <w:pPr>
+              <w:spacing w:after="0" w:before="0"/>
+            </w:pPr>
+            <w:r>
+              <w:rPr>
+                <w:i/>
+                <w:iCs/>
+                <w:color w:val="5E6E7E"/>
+                <w:sz w:val="18"/>
+                <w:szCs w:val="18"/>
+              </w:rPr>
+              <w:t xml:space="preserve">“How tall am I?” → one answer: 60 in. Everyone who measures gets the same number.</w:t>
+            </w:r>
+          </w:p>
+        </w:tc>
+      </w:tr>
+      <w:tr>
+        <w:trPr>
+          <w:cantSplit/>
+        </w:trPr>
+        <w:tc>
+          <w:tcPr>
+            <w:tcW w:type="dxa" w:w="1800"/>
+            <w:tcMar>
+              <w:top w:type="dxa" w:w="60"/>
+              <w:left w:type="dxa" w:w="100"/>
+              <w:bottom w:type="dxa" w:w="60"/>
+              <w:right w:type="dxa" w:w="100"/>
+            </w:tcMar>
+            <w:vAlign w:val="top"/>
+          </w:tcPr>
+          <w:p>
+            <w:pPr>
+              <w:spacing w:after="20" w:before="0"/>
+            </w:pPr>
+            <w:r>
+              <w:rPr>
+                <w:b/>
+                <w:bCs/>
+                <w:color w:val="0F2B3C"/>
+                <w:sz w:val="20"/>
+                <w:szCs w:val="20"/>
+              </w:rPr>
+              <w:t xml:space="preserve">Data</w:t>
+            </w:r>
+          </w:p>
+          <w:p>
+            <w:pPr>
+              <w:spacing w:after="0" w:before="0"/>
+            </w:pPr>
+            <w:r>
+              <w:rPr>
+                <w:i/>
+                <w:iCs/>
+                <w:color w:val="5E6E7E"/>
+                <w:sz w:val="18"/>
+                <w:szCs w:val="18"/>
+              </w:rPr>
+              <w:t xml:space="preserve">Datos</w:t>
+            </w:r>
+          </w:p>
+        </w:tc>
+        <w:tc>
+          <w:tcPr>
+            <w:tcW w:type="dxa" w:w="3160"/>
+            <w:tcMar>
+              <w:top w:type="dxa" w:w="60"/>
+              <w:left w:type="dxa" w:w="100"/>
+              <w:bottom w:type="dxa" w:w="60"/>
+              <w:right w:type="dxa" w:w="100"/>
+            </w:tcMar>
+            <w:vAlign w:val="top"/>
+          </w:tcPr>
+          <w:p>
+            <w:pPr>
+              <w:spacing w:after="0" w:before="0"/>
+            </w:pPr>
+            <w:r>
+              <w:rPr>
+                <w:sz w:val="19"/>
+                <w:szCs w:val="19"/>
+              </w:rPr>
+              <w:t xml:space="preserve">Facts and numbers you collect, like answers to a survey.</w:t>
+            </w:r>
+          </w:p>
+        </w:tc>
+        <w:tc>
+          <w:tcPr>
+            <w:tcW w:type="dxa" w:w="2200"/>
+            <w:tcMar>
+              <w:top w:type="dxa" w:w="60"/>
+              <w:left w:type="dxa" w:w="100"/>
+              <w:bottom w:type="dxa" w:w="60"/>
+              <w:right w:type="dxa" w:w="100"/>
+            </w:tcMar>
+            <w:vAlign w:val="top"/>
+          </w:tcPr>
+          <w:p>
+            <w:pPr>
+              <w:spacing w:after="30" w:before="0"/>
+            </w:pPr>
+            <w:r>
+              <w:rPr>
+                <w:i/>
+                <w:iCs/>
+                <w:color w:val="5E6E7E"/>
+                <w:sz w:val="18"/>
+                <w:szCs w:val="18"/>
+              </w:rPr>
+              <w:t xml:space="preserve">Not Data: write a counter-example that does not fit the rule.</w:t>
+            </w:r>
+          </w:p>
+          <w:p>
+            <w:pPr>
+              <w:spacing w:after="50" w:before="0"/>
+            </w:pPr>
+            <w:r>
+              <w:rPr>
+                <w:color w:val="BBBBBB"/>
+                <w:sz w:val="18"/>
+                <w:szCs w:val="18"/>
+              </w:rPr>
+              <w:t xml:space="preserve">____________________________</w:t>
+            </w:r>
+          </w:p>
+        </w:tc>
+        <w:tc>
+          <w:tcPr>
+            <w:tcW w:type="dxa" w:w="2200"/>
+            <w:tcMar>
+              <w:top w:type="dxa" w:w="60"/>
+              <w:left w:type="dxa" w:w="100"/>
+              <w:bottom w:type="dxa" w:w="60"/>
+              <w:right w:type="dxa" w:w="100"/>
+            </w:tcMar>
+            <w:vAlign w:val="top"/>
+          </w:tcPr>
+          <w:p>
+            <w:pPr>
+              <w:spacing w:after="0" w:before="0"/>
+            </w:pPr>
+            <w:r>
+              <w:rPr>
+                <w:i/>
+                <w:iCs/>
+                <w:color w:val="5E6E7E"/>
+                <w:sz w:val="18"/>
+                <w:szCs w:val="18"/>
+              </w:rPr>
+              <w:t xml:space="preserve">Player heights: 60 in, 63 in, 58 in, 65 in — four different measurements</w:t>
+            </w:r>
+          </w:p>
+        </w:tc>
+      </w:tr>
+      <w:tr>
+        <w:trPr>
+          <w:cantSplit/>
+        </w:trPr>
+        <w:tc>
+          <w:tcPr>
+            <w:tcW w:type="dxa" w:w="1800"/>
+            <w:tcMar>
+              <w:top w:type="dxa" w:w="60"/>
+              <w:left w:type="dxa" w:w="100"/>
+              <w:bottom w:type="dxa" w:w="60"/>
+              <w:right w:type="dxa" w:w="100"/>
+            </w:tcMar>
+            <w:vAlign w:val="top"/>
+          </w:tcPr>
+          <w:p>
+            <w:pPr>
+              <w:spacing w:after="20" w:before="0"/>
+            </w:pPr>
+            <w:r>
+              <w:rPr>
+                <w:b/>
+                <w:bCs/>
+                <w:color w:val="0F2B3C"/>
+                <w:sz w:val="20"/>
+                <w:szCs w:val="20"/>
+              </w:rPr>
+              <w:t xml:space="preserve">Variability</w:t>
+            </w:r>
+          </w:p>
+          <w:p>
+            <w:pPr>
+              <w:spacing w:after="0" w:before="0"/>
+            </w:pPr>
+            <w:r>
+              <w:rPr>
+                <w:i/>
+                <w:iCs/>
+                <w:color w:val="5E6E7E"/>
+                <w:sz w:val="18"/>
+                <w:szCs w:val="18"/>
+              </w:rPr>
+              <w:t xml:space="preserve">Variabilidad</w:t>
+            </w:r>
+          </w:p>
+        </w:tc>
+        <w:tc>
+          <w:tcPr>
+            <w:tcW w:type="dxa" w:w="3160"/>
+            <w:tcMar>
+              <w:top w:type="dxa" w:w="60"/>
+              <w:left w:type="dxa" w:w="100"/>
+              <w:bottom w:type="dxa" w:w="60"/>
+              <w:right w:type="dxa" w:w="100"/>
+            </w:tcMar>
+            <w:vAlign w:val="top"/>
+          </w:tcPr>
+          <w:p>
+            <w:pPr>
+              <w:spacing w:after="0" w:before="0"/>
+            </w:pPr>
+            <w:r>
+              <w:rPr>
+                <w:sz w:val="19"/>
+                <w:szCs w:val="19"/>
+              </w:rPr>
+              <w:t xml:space="preserve">How spread out the numbers are.</w:t>
+            </w:r>
+          </w:p>
+        </w:tc>
+        <w:tc>
+          <w:tcPr>
+            <w:tcW w:type="dxa" w:w="2200"/>
+            <w:tcMar>
+              <w:top w:type="dxa" w:w="60"/>
+              <w:left w:type="dxa" w:w="100"/>
+              <w:bottom w:type="dxa" w:w="60"/>
+              <w:right w:type="dxa" w:w="100"/>
+            </w:tcMar>
+            <w:vAlign w:val="top"/>
+          </w:tcPr>
+          <w:p>
+            <w:pPr>
+              <w:spacing w:after="30" w:before="0"/>
+            </w:pPr>
+            <w:r>
+              <w:rPr>
+                <w:i/>
+                <w:iCs/>
+                <w:color w:val="5E6E7E"/>
+                <w:sz w:val="18"/>
+                <w:szCs w:val="18"/>
+              </w:rPr>
+              <w:t xml:space="preserve">Not Variability: write a counter-example that does not fit the rule.</w:t>
+            </w:r>
+          </w:p>
+          <w:p>
+            <w:pPr>
+              <w:spacing w:after="50" w:before="0"/>
+            </w:pPr>
+            <w:r>
+              <w:rPr>
+                <w:color w:val="BBBBBB"/>
+                <w:sz w:val="18"/>
+                <w:szCs w:val="18"/>
+              </w:rPr>
+              <w:t xml:space="preserve">____________________________</w:t>
+            </w:r>
+          </w:p>
+        </w:tc>
+        <w:tc>
+          <w:tcPr>
+            <w:tcW w:type="dxa" w:w="2200"/>
+            <w:tcMar>
+              <w:top w:type="dxa" w:w="60"/>
+              <w:left w:type="dxa" w:w="100"/>
+              <w:bottom w:type="dxa" w:w="60"/>
+              <w:right w:type="dxa" w:w="100"/>
+            </w:tcMar>
+            <w:vAlign w:val="top"/>
+          </w:tcPr>
+          <w:p>
+            <w:pPr>
+              <w:spacing w:after="0" w:before="0"/>
+            </w:pPr>
+            <w:r>
+              <w:rPr>
+                <w:i/>
+                <w:iCs/>
+                <w:color w:val="5E6E7E"/>
+                <w:sz w:val="18"/>
+                <w:szCs w:val="18"/>
+              </w:rPr>
+              <w:t xml:space="preserve">Scores 10, 12, 11 are close together (low variability); scores 2, 15, 30 are far apart (high variability)</w:t>
+            </w:r>
+          </w:p>
+        </w:tc>
+      </w:tr>
+      <w:tr>
+        <w:trPr>
+          <w:cantSplit/>
+        </w:trPr>
+        <w:tc>
+          <w:tcPr>
+            <w:tcW w:type="dxa" w:w="1800"/>
+            <w:tcMar>
+              <w:top w:type="dxa" w:w="60"/>
+              <w:left w:type="dxa" w:w="100"/>
+              <w:bottom w:type="dxa" w:w="60"/>
+              <w:right w:type="dxa" w:w="100"/>
+            </w:tcMar>
+            <w:vAlign w:val="top"/>
+          </w:tcPr>
+          <w:p>
+            <w:pPr>
+              <w:spacing w:after="20" w:before="0"/>
+            </w:pPr>
+            <w:r>
+              <w:rPr>
+                <w:b/>
+                <w:bCs/>
+                <w:color w:val="0F2B3C"/>
+                <w:sz w:val="20"/>
+                <w:szCs w:val="20"/>
+              </w:rPr>
+              <w:t xml:space="preserve">Survey</w:t>
+            </w:r>
+          </w:p>
+          <w:p>
+            <w:pPr>
+              <w:spacing w:after="0" w:before="0"/>
+            </w:pPr>
+            <w:r>
+              <w:rPr>
+                <w:i/>
+                <w:iCs/>
+                <w:color w:val="5E6E7E"/>
+                <w:sz w:val="18"/>
+                <w:szCs w:val="18"/>
+              </w:rPr>
+              <w:t xml:space="preserve">Encuesta</w:t>
+            </w:r>
+          </w:p>
+        </w:tc>
+        <w:tc>
+          <w:tcPr>
+            <w:tcW w:type="dxa" w:w="3160"/>
+            <w:tcMar>
+              <w:top w:type="dxa" w:w="60"/>
+              <w:left w:type="dxa" w:w="100"/>
+              <w:bottom w:type="dxa" w:w="60"/>
+              <w:right w:type="dxa" w:w="100"/>
+            </w:tcMar>
+            <w:vAlign w:val="top"/>
+          </w:tcPr>
+          <w:p>
+            <w:pPr>
+              <w:spacing w:after="0" w:before="0"/>
+            </w:pPr>
+            <w:r>
+              <w:rPr>
+                <w:sz w:val="19"/>
+                <w:szCs w:val="19"/>
+              </w:rPr>
+              <w:t xml:space="preserve">Collecting facts by asking people questions.</w:t>
+            </w:r>
+          </w:p>
+        </w:tc>
+        <w:tc>
+          <w:tcPr>
+            <w:tcW w:type="dxa" w:w="2200"/>
+            <w:tcMar>
+              <w:top w:type="dxa" w:w="60"/>
+              <w:left w:type="dxa" w:w="100"/>
+              <w:bottom w:type="dxa" w:w="60"/>
+              <w:right w:type="dxa" w:w="100"/>
+            </w:tcMar>
+            <w:vAlign w:val="top"/>
+          </w:tcPr>
+          <w:p>
+            <w:pPr>
+              <w:spacing w:after="30" w:before="0"/>
+            </w:pPr>
+            <w:r>
+              <w:rPr>
+                <w:i/>
+                <w:iCs/>
+                <w:color w:val="5E6E7E"/>
+                <w:sz w:val="18"/>
+                <w:szCs w:val="18"/>
+              </w:rPr>
+              <w:t xml:space="preserve">Not Survey: write a counter-example that does not fit the rule.</w:t>
+            </w:r>
+          </w:p>
+          <w:p>
+            <w:pPr>
+              <w:spacing w:after="50" w:before="0"/>
+            </w:pPr>
+            <w:r>
+              <w:rPr>
+                <w:color w:val="BBBBBB"/>
+                <w:sz w:val="18"/>
+                <w:szCs w:val="18"/>
+              </w:rPr>
+              <w:t xml:space="preserve">____________________________</w:t>
+            </w:r>
+          </w:p>
+        </w:tc>
+        <w:tc>
+          <w:tcPr>
+            <w:tcW w:type="dxa" w:w="2200"/>
+            <w:tcMar>
+              <w:top w:type="dxa" w:w="60"/>
+              <w:left w:type="dxa" w:w="100"/>
+              <w:bottom w:type="dxa" w:w="60"/>
+              <w:right w:type="dxa" w:w="100"/>
+            </w:tcMar>
+            <w:vAlign w:val="top"/>
+          </w:tcPr>
+          <w:p>
+            <w:pPr>
+              <w:spacing w:after="0" w:before="0"/>
+            </w:pPr>
+            <w:r>
+              <w:rPr>
+                <w:i/>
+                <w:iCs/>
+                <w:color w:val="5E6E7E"/>
+                <w:sz w:val="18"/>
+                <w:szCs w:val="18"/>
+              </w:rPr>
+              <w:t xml:space="preserve">Asking 50 students 'What is your favorite sport?' and recording the answers</w:t>
+            </w:r>
+          </w:p>
+        </w:tc>
+      </w:tr>
+      <w:tr>
+        <w:trPr>
+          <w:cantSplit/>
+        </w:trPr>
+        <w:tc>
+          <w:tcPr>
+            <w:tcW w:type="dxa" w:w="1800"/>
+            <w:tcMar>
+              <w:top w:type="dxa" w:w="60"/>
+              <w:left w:type="dxa" w:w="100"/>
+              <w:bottom w:type="dxa" w:w="60"/>
+              <w:right w:type="dxa" w:w="100"/>
+            </w:tcMar>
+            <w:vAlign w:val="top"/>
+          </w:tcPr>
+          <w:p>
+            <w:pPr>
+              <w:spacing w:after="20" w:before="0"/>
+            </w:pPr>
+            <w:r>
+              <w:rPr>
+                <w:b/>
+                <w:bCs/>
+                <w:color w:val="0F2B3C"/>
+                <w:sz w:val="20"/>
+                <w:szCs w:val="20"/>
+              </w:rPr>
+              <w:t xml:space="preserve">Data distribution</w:t>
+            </w:r>
+          </w:p>
+          <w:p>
+            <w:pPr>
+              <w:spacing w:after="0" w:before="0"/>
+            </w:pPr>
+            <w:r>
+              <w:rPr>
+                <w:i/>
+                <w:iCs/>
+                <w:color w:val="5E6E7E"/>
+                <w:sz w:val="18"/>
+                <w:szCs w:val="18"/>
+              </w:rPr>
+              <w:t xml:space="preserve">Distribución de datos</w:t>
+            </w:r>
+          </w:p>
+        </w:tc>
+        <w:tc>
+          <w:tcPr>
+            <w:tcW w:type="dxa" w:w="3160"/>
+            <w:tcMar>
+              <w:top w:type="dxa" w:w="60"/>
+              <w:left w:type="dxa" w:w="100"/>
+              <w:bottom w:type="dxa" w:w="60"/>
+              <w:right w:type="dxa" w:w="100"/>
+            </w:tcMar>
+            <w:vAlign w:val="top"/>
+          </w:tcPr>
+          <w:p>
+            <w:pPr>
+              <w:spacing w:after="0" w:before="0"/>
+            </w:pPr>
+            <w:r>
+              <w:rPr>
+                <w:sz w:val="19"/>
+                <w:szCs w:val="19"/>
+              </w:rPr>
+              <w:t xml:space="preserve">How the data looks: where it sits and how spread out it is.</w:t>
+            </w:r>
+          </w:p>
+        </w:tc>
+        <w:tc>
+          <w:tcPr>
+            <w:tcW w:type="dxa" w:w="2200"/>
+            <w:tcMar>
+              <w:top w:type="dxa" w:w="60"/>
+              <w:left w:type="dxa" w:w="100"/>
+              <w:bottom w:type="dxa" w:w="60"/>
+              <w:right w:type="dxa" w:w="100"/>
+            </w:tcMar>
+            <w:vAlign w:val="top"/>
+          </w:tcPr>
+          <w:p>
+            <w:pPr>
+              <w:spacing w:after="30" w:before="0"/>
+            </w:pPr>
+            <w:r>
+              <w:rPr>
+                <w:i/>
+                <w:iCs/>
+                <w:color w:val="5E6E7E"/>
+                <w:sz w:val="18"/>
+                <w:szCs w:val="18"/>
+              </w:rPr>
+              <w:t xml:space="preserve">Not Data distribution: write a counter-example that does not fit the rule.</w:t>
+            </w:r>
+          </w:p>
+          <w:p>
+            <w:pPr>
+              <w:spacing w:after="50" w:before="0"/>
+            </w:pPr>
+            <w:r>
+              <w:rPr>
+                <w:color w:val="BBBBBB"/>
+                <w:sz w:val="18"/>
+                <w:szCs w:val="18"/>
+              </w:rPr>
+              <w:t xml:space="preserve">____________________________</w:t>
+            </w:r>
+          </w:p>
+        </w:tc>
+        <w:tc>
+          <w:tcPr>
+            <w:tcW w:type="dxa" w:w="2200"/>
+            <w:tcMar>
+              <w:top w:type="dxa" w:w="60"/>
+              <w:left w:type="dxa" w:w="100"/>
+              <w:bottom w:type="dxa" w:w="60"/>
+              <w:right w:type="dxa" w:w="100"/>
+            </w:tcMar>
+            <w:vAlign w:val="top"/>
+          </w:tcPr>
+          <w:p>
+            <w:pPr>
+              <w:spacing w:after="0" w:before="0"/>
+            </w:pPr>
+            <w:r>
+              <w:rPr>
+                <w:i/>
+                <w:iCs/>
+                <w:color w:val="5E6E7E"/>
+                <w:sz w:val="18"/>
+                <w:szCs w:val="18"/>
+              </w:rPr>
+              <w:t xml:space="preserve">A distribution is symmetric when its left and right sides have approximately matching shapes around the center.</w:t>
+            </w:r>
+          </w:p>
+        </w:tc>
+      </w:tr>
+      <w:tr>
+        <w:trPr>
+          <w:cantSplit/>
+        </w:trPr>
+        <w:tc>
+          <w:tcPr>
+            <w:tcW w:type="dxa" w:w="1800"/>
+            <w:tcMar>
+              <w:top w:type="dxa" w:w="60"/>
+              <w:left w:type="dxa" w:w="100"/>
+              <w:bottom w:type="dxa" w:w="60"/>
+              <w:right w:type="dxa" w:w="100"/>
+            </w:tcMar>
+            <w:vAlign w:val="top"/>
+          </w:tcPr>
+          <w:p>
+            <w:pPr>
+              <w:spacing w:after="20" w:before="0"/>
+            </w:pPr>
+            <w:r>
+              <w:rPr>
+                <w:b/>
+                <w:bCs/>
+                <w:color w:val="0F2B3C"/>
+                <w:sz w:val="20"/>
+                <w:szCs w:val="20"/>
+              </w:rPr>
+              <w:t xml:space="preserve">Dot plot</w:t>
+            </w:r>
+          </w:p>
+          <w:p>
+            <w:pPr>
+              <w:spacing w:after="0" w:before="0"/>
+            </w:pPr>
+            <w:r>
+              <w:rPr>
+                <w:i/>
+                <w:iCs/>
+                <w:color w:val="5E6E7E"/>
+                <w:sz w:val="18"/>
+                <w:szCs w:val="18"/>
+              </w:rPr>
+              <w:t xml:space="preserve">Diagrama de puntos</w:t>
+            </w:r>
+          </w:p>
+        </w:tc>
+        <w:tc>
+          <w:tcPr>
+            <w:tcW w:type="dxa" w:w="3160"/>
+            <w:tcMar>
+              <w:top w:type="dxa" w:w="60"/>
+              <w:left w:type="dxa" w:w="100"/>
+              <w:bottom w:type="dxa" w:w="60"/>
+              <w:right w:type="dxa" w:w="100"/>
+            </w:tcMar>
+            <w:vAlign w:val="top"/>
+          </w:tcPr>
+          <w:p>
+            <w:pPr>
+              <w:spacing w:after="0" w:before="0"/>
+            </w:pPr>
+            <w:r>
+              <w:rPr>
+                <w:sz w:val="19"/>
+                <w:szCs w:val="19"/>
+              </w:rPr>
+              <w:t xml:space="preserve">A number line with one dot for each data value.</w:t>
+            </w:r>
+          </w:p>
+        </w:tc>
+        <w:tc>
+          <w:tcPr>
+            <w:tcW w:type="dxa" w:w="2200"/>
+            <w:tcMar>
+              <w:top w:type="dxa" w:w="60"/>
+              <w:left w:type="dxa" w:w="100"/>
+              <w:bottom w:type="dxa" w:w="60"/>
+              <w:right w:type="dxa" w:w="100"/>
+            </w:tcMar>
+            <w:vAlign w:val="top"/>
+          </w:tcPr>
+          <w:p>
+            <w:pPr>
+              <w:spacing w:after="30" w:before="0"/>
+            </w:pPr>
+            <w:r>
+              <w:rPr>
+                <w:i/>
+                <w:iCs/>
+                <w:color w:val="5E6E7E"/>
+                <w:sz w:val="18"/>
+                <w:szCs w:val="18"/>
+              </w:rPr>
+              <w:t xml:space="preserve">Not Dot plot: write a counter-example that does not fit the rule.</w:t>
+            </w:r>
+          </w:p>
+          <w:p>
+            <w:pPr>
+              <w:spacing w:after="50" w:before="0"/>
+            </w:pPr>
+            <w:r>
+              <w:rPr>
+                <w:color w:val="BBBBBB"/>
+                <w:sz w:val="18"/>
+                <w:szCs w:val="18"/>
+              </w:rPr>
+              <w:t xml:space="preserve">____________________________</w:t>
+            </w:r>
+          </w:p>
+        </w:tc>
+        <w:tc>
+          <w:tcPr>
+            <w:tcW w:type="dxa" w:w="2200"/>
+            <w:tcMar>
+              <w:top w:type="dxa" w:w="60"/>
+              <w:left w:type="dxa" w:w="100"/>
+              <w:bottom w:type="dxa" w:w="60"/>
+              <w:right w:type="dxa" w:w="100"/>
+            </w:tcMar>
+            <w:vAlign w:val="top"/>
+          </w:tcPr>
+          <w:p>
+            <w:pPr>
+              <w:spacing w:after="0" w:before="0"/>
+            </w:pPr>
+            <w:r>
+              <w:rPr>
+                <w:i/>
+                <w:iCs/>
+                <w:color w:val="5E6E7E"/>
+                <w:sz w:val="18"/>
+                <w:szCs w:val="18"/>
+              </w:rPr>
+              <w:t xml:space="preserve">One dot for each answer, stacked above its value on the line.</w:t>
+            </w:r>
+          </w:p>
+        </w:tc>
+      </w:tr>
+    </w:tbl>
+    <w:p>
+      <w:pPr>
+        <w:spacing w:after="120" w:before="140"/>
       </w:pPr>
       <w:r>
         <w:rPr>
@@ -127,73 +1379,922 @@
         <w:t xml:space="preserve">Let's count one group at a time.</w:t>
       </w:r>
     </w:p>
-    <w:p>
-      <w:pPr>
-        <w:spacing w:after="40" w:before="0"/>
-      </w:pPr>
-      <w:r>
-        <w:rPr>
-          <w:sz w:val="22"/>
-          <w:szCs w:val="22"/>
-        </w:rPr>
-        <w:t xml:space="preserve">1.  How many marks in one full tally group?</w:t>
-      </w:r>
-    </w:p>
-    <w:p>
-      <w:pPr>
-        <w:spacing w:after="80" w:before="0"/>
-      </w:pPr>
-      <w:r>
-        <w:rPr>
-          <w:color w:val="BBBBBB"/>
-        </w:rPr>
-        <w:t xml:space="preserve">____________________________________________________</w:t>
-      </w:r>
-    </w:p>
-    <w:p>
-      <w:pPr>
-        <w:spacing w:after="40" w:before="0"/>
-      </w:pPr>
-      <w:r>
-        <w:rPr>
-          <w:sz w:val="22"/>
-          <w:szCs w:val="22"/>
-        </w:rPr>
-        <w:t xml:space="preserve">2.  Count these tallies: |||  (three marks). How many?</w:t>
-      </w:r>
-    </w:p>
-    <w:p>
-      <w:pPr>
-        <w:spacing w:after="80" w:before="0"/>
-      </w:pPr>
-      <w:r>
-        <w:rPr>
-          <w:color w:val="BBBBBB"/>
-        </w:rPr>
-        <w:t xml:space="preserve">____________________________________________________</w:t>
-      </w:r>
-    </w:p>
-    <w:p>
-      <w:pPr>
-        <w:spacing w:after="40" w:before="0"/>
-      </w:pPr>
-      <w:r>
-        <w:rPr>
-          <w:sz w:val="22"/>
-          <w:szCs w:val="22"/>
-        </w:rPr>
-        <w:t xml:space="preserve">3.  Add this short list: 2 + 1 + 2 = ___</w:t>
-      </w:r>
-    </w:p>
-    <w:p>
-      <w:pPr>
-        <w:spacing w:after="80" w:before="0"/>
-      </w:pPr>
-      <w:r>
-        <w:rPr>
-          <w:color w:val="BBBBBB"/>
-        </w:rPr>
-        <w:t xml:space="preserve">____________________________________________________</w:t>
+    <w:tbl>
+      <w:tblPr>
+        <w:tblW w:type="dxa" w:w="9360"/>
+        <w:tblBorders>
+          <w:top w:val="single" w:color="C7D2DD" w:sz="6"/>
+          <w:left w:val="single" w:color="C7D2DD" w:sz="6"/>
+          <w:bottom w:val="single" w:color="C7D2DD" w:sz="6"/>
+          <w:right w:val="single" w:color="C7D2DD" w:sz="6"/>
+          <w:insideH w:val="single" w:color="C7D2DD" w:sz="6"/>
+          <w:insideV w:val="single" w:color="C7D2DD" w:sz="6"/>
+        </w:tblBorders>
+      </w:tblPr>
+      <w:tblGrid>
+        <w:gridCol w:w="2800"/>
+        <w:gridCol w:w="3560"/>
+        <w:gridCol w:w="3000"/>
+      </w:tblGrid>
+      <w:tr>
+        <w:trPr>
+          <w:cantSplit/>
+          <w:tblHeader/>
+        </w:trPr>
+        <w:tc>
+          <w:tcPr>
+            <w:tcW w:type="dxa" w:w="2800"/>
+            <w:shd w:fill="EEF4F8" w:color="auto" w:val="clear"/>
+            <w:tcMar>
+              <w:top w:type="dxa" w:w="60"/>
+              <w:left w:type="dxa" w:w="100"/>
+              <w:bottom w:type="dxa" w:w="60"/>
+              <w:right w:type="dxa" w:w="100"/>
+            </w:tcMar>
+          </w:tcPr>
+          <w:p>
+            <w:pPr>
+              <w:spacing w:after="0" w:before="0"/>
+            </w:pPr>
+            <w:r>
+              <w:rPr>
+                <w:b/>
+                <w:bCs/>
+                <w:color w:val="0F2B3C"/>
+                <w:sz w:val="16"/>
+                <w:szCs w:val="16"/>
+              </w:rPr>
+              <w:t xml:space="preserve">CORE PROBLEM / GIVEN REPRESENTATION</w:t>
+            </w:r>
+          </w:p>
+        </w:tc>
+        <w:tc>
+          <w:tcPr>
+            <w:tcW w:type="dxa" w:w="3560"/>
+            <w:shd w:fill="EEF4F8" w:color="auto" w:val="clear"/>
+            <w:tcMar>
+              <w:top w:type="dxa" w:w="60"/>
+              <w:left w:type="dxa" w:w="100"/>
+              <w:bottom w:type="dxa" w:w="60"/>
+              <w:right w:type="dxa" w:w="100"/>
+            </w:tcMar>
+          </w:tcPr>
+          <w:p>
+            <w:pPr>
+              <w:spacing w:after="0" w:before="0"/>
+            </w:pPr>
+            <w:r>
+              <w:rPr>
+                <w:b/>
+                <w:bCs/>
+                <w:color w:val="0F2B3C"/>
+                <w:sz w:val="16"/>
+                <w:szCs w:val="16"/>
+              </w:rPr>
+              <w:t xml:space="preserve">WORKING SPACE / CALCULATION STEPS</w:t>
+            </w:r>
+          </w:p>
+        </w:tc>
+        <w:tc>
+          <w:tcPr>
+            <w:tcW w:type="dxa" w:w="3000"/>
+            <w:shd w:fill="FBF3E2" w:color="auto" w:val="clear"/>
+            <w:tcMar>
+              <w:top w:type="dxa" w:w="60"/>
+              <w:left w:type="dxa" w:w="100"/>
+              <w:bottom w:type="dxa" w:w="60"/>
+              <w:right w:type="dxa" w:w="100"/>
+            </w:tcMar>
+          </w:tcPr>
+          <w:p>
+            <w:pPr>
+              <w:spacing w:after="0" w:before="0"/>
+            </w:pPr>
+            <w:r>
+              <w:rPr>
+                <w:b/>
+                <w:bCs/>
+                <w:color w:val="7A5400"/>
+                <w:sz w:val="16"/>
+                <w:szCs w:val="16"/>
+              </w:rPr>
+              <w:t xml:space="preserve">EXPLAIN YOUR REASONING</w:t>
+            </w:r>
+          </w:p>
+        </w:tc>
+      </w:tr>
+      <w:tr>
+        <w:trPr>
+          <w:cantSplit/>
+        </w:trPr>
+        <w:tc>
+          <w:tcPr>
+            <w:tcW w:type="dxa" w:w="2800"/>
+            <w:tcMar>
+              <w:top w:type="dxa" w:w="80"/>
+              <w:left w:type="dxa" w:w="100"/>
+              <w:bottom w:type="dxa" w:w="80"/>
+              <w:right w:type="dxa" w:w="100"/>
+            </w:tcMar>
+            <w:vAlign w:val="top"/>
+          </w:tcPr>
+          <w:p>
+            <w:pPr>
+              <w:spacing w:after="40" w:before="0"/>
+            </w:pPr>
+            <w:r>
+              <w:rPr>
+                <w:b/>
+                <w:bCs/>
+                <w:color w:val="0F2B3C"/>
+                <w:sz w:val="20"/>
+                <w:szCs w:val="20"/>
+              </w:rPr>
+              <w:t xml:space="preserve">1.  How many marks in one full tally group?</w:t>
+            </w:r>
+          </w:p>
+        </w:tc>
+        <w:tc>
+          <w:tcPr>
+            <w:tcW w:type="dxa" w:w="3560"/>
+            <w:tcMar>
+              <w:top w:type="dxa" w:w="80"/>
+              <w:left w:type="dxa" w:w="100"/>
+              <w:bottom w:type="dxa" w:w="80"/>
+              <w:right w:type="dxa" w:w="100"/>
+            </w:tcMar>
+            <w:vAlign w:val="top"/>
+          </w:tcPr>
+          <w:p>
+            <w:pPr>
+              <w:spacing w:after="50" w:before="0"/>
+            </w:pPr>
+            <w:r>
+              <w:rPr>
+                <w:color w:val="BBBBBB"/>
+                <w:sz w:val="18"/>
+                <w:szCs w:val="18"/>
+              </w:rPr>
+              <w:t xml:space="preserve">____________________________</w:t>
+            </w:r>
+          </w:p>
+          <w:p>
+            <w:pPr>
+              <w:spacing w:after="50" w:before="0"/>
+            </w:pPr>
+            <w:r>
+              <w:rPr>
+                <w:color w:val="BBBBBB"/>
+                <w:sz w:val="18"/>
+                <w:szCs w:val="18"/>
+              </w:rPr>
+              <w:t xml:space="preserve">____________________________</w:t>
+            </w:r>
+          </w:p>
+          <w:p>
+            <w:pPr>
+              <w:spacing w:after="50" w:before="0"/>
+            </w:pPr>
+            <w:r>
+              <w:rPr>
+                <w:color w:val="BBBBBB"/>
+                <w:sz w:val="18"/>
+                <w:szCs w:val="18"/>
+              </w:rPr>
+              <w:t xml:space="preserve">____________________________</w:t>
+            </w:r>
+          </w:p>
+          <w:p>
+            <w:pPr>
+              <w:spacing w:after="50" w:before="0"/>
+            </w:pPr>
+            <w:r>
+              <w:rPr>
+                <w:color w:val="BBBBBB"/>
+                <w:sz w:val="18"/>
+                <w:szCs w:val="18"/>
+              </w:rPr>
+              <w:t xml:space="preserve">____________________________</w:t>
+            </w:r>
+          </w:p>
+        </w:tc>
+        <w:tc>
+          <w:tcPr>
+            <w:tcW w:type="dxa" w:w="3000"/>
+            <w:shd w:fill="FBF3E2" w:color="auto" w:val="clear"/>
+            <w:tcMar>
+              <w:top w:type="dxa" w:w="80"/>
+              <w:left w:type="dxa" w:w="100"/>
+              <w:bottom w:type="dxa" w:w="80"/>
+              <w:right w:type="dxa" w:w="100"/>
+            </w:tcMar>
+            <w:vAlign w:val="top"/>
+          </w:tcPr>
+          <w:p>
+            <w:pPr>
+              <w:spacing w:after="30" w:before="0"/>
+            </w:pPr>
+            <w:r>
+              <w:rPr>
+                <w:b/>
+                <w:bCs/>
+                <w:color w:val="0F2B3C"/>
+                <w:sz w:val="18"/>
+                <w:szCs w:val="18"/>
+              </w:rPr>
+              <w:t xml:space="preserve">Because... ________________</w:t>
+            </w:r>
+          </w:p>
+          <w:p>
+            <w:pPr>
+              <w:spacing w:after="50" w:before="0"/>
+            </w:pPr>
+            <w:r>
+              <w:rPr>
+                <w:color w:val="BBBBBB"/>
+                <w:sz w:val="18"/>
+                <w:szCs w:val="18"/>
+              </w:rPr>
+              <w:t xml:space="preserve">____________________________</w:t>
+            </w:r>
+          </w:p>
+          <w:p>
+            <w:pPr>
+              <w:spacing w:after="30" w:before="40"/>
+            </w:pPr>
+            <w:r>
+              <w:rPr>
+                <w:b/>
+                <w:bCs/>
+                <w:color w:val="1A6FB5"/>
+                <w:sz w:val="18"/>
+                <w:szCs w:val="18"/>
+              </w:rPr>
+              <w:t xml:space="preserve">Although... _______________</w:t>
+            </w:r>
+          </w:p>
+          <w:p>
+            <w:pPr>
+              <w:spacing w:after="50" w:before="0"/>
+            </w:pPr>
+            <w:r>
+              <w:rPr>
+                <w:color w:val="BBBBBB"/>
+                <w:sz w:val="18"/>
+                <w:szCs w:val="18"/>
+              </w:rPr>
+              <w:t xml:space="preserve">____________________________</w:t>
+            </w:r>
+          </w:p>
+          <w:p>
+            <w:pPr>
+              <w:spacing w:after="30" w:before="40"/>
+            </w:pPr>
+            <w:r>
+              <w:rPr>
+                <w:b/>
+                <w:bCs/>
+                <w:color w:val="7A5400"/>
+                <w:sz w:val="18"/>
+                <w:szCs w:val="18"/>
+              </w:rPr>
+              <w:t xml:space="preserve">Therefore... ______________</w:t>
+            </w:r>
+          </w:p>
+          <w:p>
+            <w:pPr>
+              <w:spacing w:after="50" w:before="0"/>
+            </w:pPr>
+            <w:r>
+              <w:rPr>
+                <w:color w:val="BBBBBB"/>
+                <w:sz w:val="18"/>
+                <w:szCs w:val="18"/>
+              </w:rPr>
+              <w:t xml:space="preserve">____________________________</w:t>
+            </w:r>
+          </w:p>
+        </w:tc>
+      </w:tr>
+    </w:tbl>
+    <w:p>
+      <w:pPr>
+        <w:spacing w:after="60" w:before="0"/>
+      </w:pPr>
+      <w:r>
+        <w:t xml:space="preserve"/>
+      </w:r>
+    </w:p>
+    <w:tbl>
+      <w:tblPr>
+        <w:tblW w:type="dxa" w:w="9360"/>
+        <w:tblBorders>
+          <w:top w:val="single" w:color="C7D2DD" w:sz="6"/>
+          <w:left w:val="single" w:color="C7D2DD" w:sz="6"/>
+          <w:bottom w:val="single" w:color="C7D2DD" w:sz="6"/>
+          <w:right w:val="single" w:color="C7D2DD" w:sz="6"/>
+          <w:insideH w:val="single" w:color="C7D2DD" w:sz="6"/>
+          <w:insideV w:val="single" w:color="C7D2DD" w:sz="6"/>
+        </w:tblBorders>
+      </w:tblPr>
+      <w:tblGrid>
+        <w:gridCol w:w="2800"/>
+        <w:gridCol w:w="3560"/>
+        <w:gridCol w:w="3000"/>
+      </w:tblGrid>
+      <w:tr>
+        <w:trPr>
+          <w:cantSplit/>
+          <w:tblHeader/>
+        </w:trPr>
+        <w:tc>
+          <w:tcPr>
+            <w:tcW w:type="dxa" w:w="2800"/>
+            <w:shd w:fill="EEF4F8" w:color="auto" w:val="clear"/>
+            <w:tcMar>
+              <w:top w:type="dxa" w:w="60"/>
+              <w:left w:type="dxa" w:w="100"/>
+              <w:bottom w:type="dxa" w:w="60"/>
+              <w:right w:type="dxa" w:w="100"/>
+            </w:tcMar>
+          </w:tcPr>
+          <w:p>
+            <w:pPr>
+              <w:spacing w:after="0" w:before="0"/>
+            </w:pPr>
+            <w:r>
+              <w:rPr>
+                <w:b/>
+                <w:bCs/>
+                <w:color w:val="0F2B3C"/>
+                <w:sz w:val="16"/>
+                <w:szCs w:val="16"/>
+              </w:rPr>
+              <w:t xml:space="preserve">CORE PROBLEM / GIVEN REPRESENTATION</w:t>
+            </w:r>
+          </w:p>
+        </w:tc>
+        <w:tc>
+          <w:tcPr>
+            <w:tcW w:type="dxa" w:w="3560"/>
+            <w:shd w:fill="EEF4F8" w:color="auto" w:val="clear"/>
+            <w:tcMar>
+              <w:top w:type="dxa" w:w="60"/>
+              <w:left w:type="dxa" w:w="100"/>
+              <w:bottom w:type="dxa" w:w="60"/>
+              <w:right w:type="dxa" w:w="100"/>
+            </w:tcMar>
+          </w:tcPr>
+          <w:p>
+            <w:pPr>
+              <w:spacing w:after="0" w:before="0"/>
+            </w:pPr>
+            <w:r>
+              <w:rPr>
+                <w:b/>
+                <w:bCs/>
+                <w:color w:val="0F2B3C"/>
+                <w:sz w:val="16"/>
+                <w:szCs w:val="16"/>
+              </w:rPr>
+              <w:t xml:space="preserve">WORKING SPACE / CALCULATION STEPS</w:t>
+            </w:r>
+          </w:p>
+        </w:tc>
+        <w:tc>
+          <w:tcPr>
+            <w:tcW w:type="dxa" w:w="3000"/>
+            <w:shd w:fill="FBF3E2" w:color="auto" w:val="clear"/>
+            <w:tcMar>
+              <w:top w:type="dxa" w:w="60"/>
+              <w:left w:type="dxa" w:w="100"/>
+              <w:bottom w:type="dxa" w:w="60"/>
+              <w:right w:type="dxa" w:w="100"/>
+            </w:tcMar>
+          </w:tcPr>
+          <w:p>
+            <w:pPr>
+              <w:spacing w:after="0" w:before="0"/>
+            </w:pPr>
+            <w:r>
+              <w:rPr>
+                <w:b/>
+                <w:bCs/>
+                <w:color w:val="7A5400"/>
+                <w:sz w:val="16"/>
+                <w:szCs w:val="16"/>
+              </w:rPr>
+              <w:t xml:space="preserve">EXPLAIN YOUR REASONING</w:t>
+            </w:r>
+          </w:p>
+        </w:tc>
+      </w:tr>
+      <w:tr>
+        <w:trPr>
+          <w:cantSplit/>
+        </w:trPr>
+        <w:tc>
+          <w:tcPr>
+            <w:tcW w:type="dxa" w:w="2800"/>
+            <w:tcMar>
+              <w:top w:type="dxa" w:w="80"/>
+              <w:left w:type="dxa" w:w="100"/>
+              <w:bottom w:type="dxa" w:w="80"/>
+              <w:right w:type="dxa" w:w="100"/>
+            </w:tcMar>
+            <w:vAlign w:val="top"/>
+          </w:tcPr>
+          <w:p>
+            <w:pPr>
+              <w:spacing w:after="40" w:before="0"/>
+            </w:pPr>
+            <w:r>
+              <w:rPr>
+                <w:b/>
+                <w:bCs/>
+                <w:color w:val="0F2B3C"/>
+                <w:sz w:val="20"/>
+                <w:szCs w:val="20"/>
+              </w:rPr>
+              <w:t xml:space="preserve">2.  Count these tallies: |||  (three marks). How many?</w:t>
+            </w:r>
+          </w:p>
+        </w:tc>
+        <w:tc>
+          <w:tcPr>
+            <w:tcW w:type="dxa" w:w="3560"/>
+            <w:tcMar>
+              <w:top w:type="dxa" w:w="80"/>
+              <w:left w:type="dxa" w:w="100"/>
+              <w:bottom w:type="dxa" w:w="80"/>
+              <w:right w:type="dxa" w:w="100"/>
+            </w:tcMar>
+            <w:vAlign w:val="top"/>
+          </w:tcPr>
+          <w:p>
+            <w:pPr>
+              <w:spacing w:after="50" w:before="0"/>
+            </w:pPr>
+            <w:r>
+              <w:rPr>
+                <w:color w:val="BBBBBB"/>
+                <w:sz w:val="18"/>
+                <w:szCs w:val="18"/>
+              </w:rPr>
+              <w:t xml:space="preserve">____________________________</w:t>
+            </w:r>
+          </w:p>
+          <w:p>
+            <w:pPr>
+              <w:spacing w:after="50" w:before="0"/>
+            </w:pPr>
+            <w:r>
+              <w:rPr>
+                <w:color w:val="BBBBBB"/>
+                <w:sz w:val="18"/>
+                <w:szCs w:val="18"/>
+              </w:rPr>
+              <w:t xml:space="preserve">____________________________</w:t>
+            </w:r>
+          </w:p>
+          <w:p>
+            <w:pPr>
+              <w:spacing w:after="50" w:before="0"/>
+            </w:pPr>
+            <w:r>
+              <w:rPr>
+                <w:color w:val="BBBBBB"/>
+                <w:sz w:val="18"/>
+                <w:szCs w:val="18"/>
+              </w:rPr>
+              <w:t xml:space="preserve">____________________________</w:t>
+            </w:r>
+          </w:p>
+          <w:p>
+            <w:pPr>
+              <w:spacing w:after="50" w:before="0"/>
+            </w:pPr>
+            <w:r>
+              <w:rPr>
+                <w:color w:val="BBBBBB"/>
+                <w:sz w:val="18"/>
+                <w:szCs w:val="18"/>
+              </w:rPr>
+              <w:t xml:space="preserve">____________________________</w:t>
+            </w:r>
+          </w:p>
+        </w:tc>
+        <w:tc>
+          <w:tcPr>
+            <w:tcW w:type="dxa" w:w="3000"/>
+            <w:shd w:fill="FBF3E2" w:color="auto" w:val="clear"/>
+            <w:tcMar>
+              <w:top w:type="dxa" w:w="80"/>
+              <w:left w:type="dxa" w:w="100"/>
+              <w:bottom w:type="dxa" w:w="80"/>
+              <w:right w:type="dxa" w:w="100"/>
+            </w:tcMar>
+            <w:vAlign w:val="top"/>
+          </w:tcPr>
+          <w:p>
+            <w:pPr>
+              <w:spacing w:after="30" w:before="0"/>
+            </w:pPr>
+            <w:r>
+              <w:rPr>
+                <w:b/>
+                <w:bCs/>
+                <w:color w:val="0F2B3C"/>
+                <w:sz w:val="18"/>
+                <w:szCs w:val="18"/>
+              </w:rPr>
+              <w:t xml:space="preserve">Because... ________________</w:t>
+            </w:r>
+          </w:p>
+          <w:p>
+            <w:pPr>
+              <w:spacing w:after="50" w:before="0"/>
+            </w:pPr>
+            <w:r>
+              <w:rPr>
+                <w:color w:val="BBBBBB"/>
+                <w:sz w:val="18"/>
+                <w:szCs w:val="18"/>
+              </w:rPr>
+              <w:t xml:space="preserve">____________________________</w:t>
+            </w:r>
+          </w:p>
+          <w:p>
+            <w:pPr>
+              <w:spacing w:after="30" w:before="40"/>
+            </w:pPr>
+            <w:r>
+              <w:rPr>
+                <w:b/>
+                <w:bCs/>
+                <w:color w:val="1A6FB5"/>
+                <w:sz w:val="18"/>
+                <w:szCs w:val="18"/>
+              </w:rPr>
+              <w:t xml:space="preserve">Although... _______________</w:t>
+            </w:r>
+          </w:p>
+          <w:p>
+            <w:pPr>
+              <w:spacing w:after="50" w:before="0"/>
+            </w:pPr>
+            <w:r>
+              <w:rPr>
+                <w:color w:val="BBBBBB"/>
+                <w:sz w:val="18"/>
+                <w:szCs w:val="18"/>
+              </w:rPr>
+              <w:t xml:space="preserve">____________________________</w:t>
+            </w:r>
+          </w:p>
+          <w:p>
+            <w:pPr>
+              <w:spacing w:after="30" w:before="40"/>
+            </w:pPr>
+            <w:r>
+              <w:rPr>
+                <w:b/>
+                <w:bCs/>
+                <w:color w:val="7A5400"/>
+                <w:sz w:val="18"/>
+                <w:szCs w:val="18"/>
+              </w:rPr>
+              <w:t xml:space="preserve">Therefore... ______________</w:t>
+            </w:r>
+          </w:p>
+          <w:p>
+            <w:pPr>
+              <w:spacing w:after="50" w:before="0"/>
+            </w:pPr>
+            <w:r>
+              <w:rPr>
+                <w:color w:val="BBBBBB"/>
+                <w:sz w:val="18"/>
+                <w:szCs w:val="18"/>
+              </w:rPr>
+              <w:t xml:space="preserve">____________________________</w:t>
+            </w:r>
+          </w:p>
+        </w:tc>
+      </w:tr>
+    </w:tbl>
+    <w:p>
+      <w:pPr>
+        <w:spacing w:after="60" w:before="0"/>
+      </w:pPr>
+      <w:r>
+        <w:t xml:space="preserve"/>
+      </w:r>
+    </w:p>
+    <w:tbl>
+      <w:tblPr>
+        <w:tblW w:type="dxa" w:w="9360"/>
+        <w:tblBorders>
+          <w:top w:val="single" w:color="C7D2DD" w:sz="6"/>
+          <w:left w:val="single" w:color="C7D2DD" w:sz="6"/>
+          <w:bottom w:val="single" w:color="C7D2DD" w:sz="6"/>
+          <w:right w:val="single" w:color="C7D2DD" w:sz="6"/>
+          <w:insideH w:val="single" w:color="C7D2DD" w:sz="6"/>
+          <w:insideV w:val="single" w:color="C7D2DD" w:sz="6"/>
+        </w:tblBorders>
+      </w:tblPr>
+      <w:tblGrid>
+        <w:gridCol w:w="2800"/>
+        <w:gridCol w:w="3560"/>
+        <w:gridCol w:w="3000"/>
+      </w:tblGrid>
+      <w:tr>
+        <w:trPr>
+          <w:cantSplit/>
+          <w:tblHeader/>
+        </w:trPr>
+        <w:tc>
+          <w:tcPr>
+            <w:tcW w:type="dxa" w:w="2800"/>
+            <w:shd w:fill="EEF4F8" w:color="auto" w:val="clear"/>
+            <w:tcMar>
+              <w:top w:type="dxa" w:w="60"/>
+              <w:left w:type="dxa" w:w="100"/>
+              <w:bottom w:type="dxa" w:w="60"/>
+              <w:right w:type="dxa" w:w="100"/>
+            </w:tcMar>
+          </w:tcPr>
+          <w:p>
+            <w:pPr>
+              <w:spacing w:after="0" w:before="0"/>
+            </w:pPr>
+            <w:r>
+              <w:rPr>
+                <w:b/>
+                <w:bCs/>
+                <w:color w:val="0F2B3C"/>
+                <w:sz w:val="16"/>
+                <w:szCs w:val="16"/>
+              </w:rPr>
+              <w:t xml:space="preserve">CORE PROBLEM / GIVEN REPRESENTATION</w:t>
+            </w:r>
+          </w:p>
+        </w:tc>
+        <w:tc>
+          <w:tcPr>
+            <w:tcW w:type="dxa" w:w="3560"/>
+            <w:shd w:fill="EEF4F8" w:color="auto" w:val="clear"/>
+            <w:tcMar>
+              <w:top w:type="dxa" w:w="60"/>
+              <w:left w:type="dxa" w:w="100"/>
+              <w:bottom w:type="dxa" w:w="60"/>
+              <w:right w:type="dxa" w:w="100"/>
+            </w:tcMar>
+          </w:tcPr>
+          <w:p>
+            <w:pPr>
+              <w:spacing w:after="0" w:before="0"/>
+            </w:pPr>
+            <w:r>
+              <w:rPr>
+                <w:b/>
+                <w:bCs/>
+                <w:color w:val="0F2B3C"/>
+                <w:sz w:val="16"/>
+                <w:szCs w:val="16"/>
+              </w:rPr>
+              <w:t xml:space="preserve">WORKING SPACE / CALCULATION STEPS</w:t>
+            </w:r>
+          </w:p>
+        </w:tc>
+        <w:tc>
+          <w:tcPr>
+            <w:tcW w:type="dxa" w:w="3000"/>
+            <w:shd w:fill="FBF3E2" w:color="auto" w:val="clear"/>
+            <w:tcMar>
+              <w:top w:type="dxa" w:w="60"/>
+              <w:left w:type="dxa" w:w="100"/>
+              <w:bottom w:type="dxa" w:w="60"/>
+              <w:right w:type="dxa" w:w="100"/>
+            </w:tcMar>
+          </w:tcPr>
+          <w:p>
+            <w:pPr>
+              <w:spacing w:after="0" w:before="0"/>
+            </w:pPr>
+            <w:r>
+              <w:rPr>
+                <w:b/>
+                <w:bCs/>
+                <w:color w:val="7A5400"/>
+                <w:sz w:val="16"/>
+                <w:szCs w:val="16"/>
+              </w:rPr>
+              <w:t xml:space="preserve">EXPLAIN YOUR REASONING</w:t>
+            </w:r>
+          </w:p>
+        </w:tc>
+      </w:tr>
+      <w:tr>
+        <w:trPr>
+          <w:cantSplit/>
+        </w:trPr>
+        <w:tc>
+          <w:tcPr>
+            <w:tcW w:type="dxa" w:w="2800"/>
+            <w:tcMar>
+              <w:top w:type="dxa" w:w="80"/>
+              <w:left w:type="dxa" w:w="100"/>
+              <w:bottom w:type="dxa" w:w="80"/>
+              <w:right w:type="dxa" w:w="100"/>
+            </w:tcMar>
+            <w:vAlign w:val="top"/>
+          </w:tcPr>
+          <w:p>
+            <w:pPr>
+              <w:spacing w:after="40" w:before="0"/>
+            </w:pPr>
+            <w:r>
+              <w:rPr>
+                <w:b/>
+                <w:bCs/>
+                <w:color w:val="0F2B3C"/>
+                <w:sz w:val="20"/>
+                <w:szCs w:val="20"/>
+              </w:rPr>
+              <w:t xml:space="preserve">3.  Add this short list: 2 + 1 + 2 = ___</w:t>
+            </w:r>
+          </w:p>
+        </w:tc>
+        <w:tc>
+          <w:tcPr>
+            <w:tcW w:type="dxa" w:w="3560"/>
+            <w:tcMar>
+              <w:top w:type="dxa" w:w="80"/>
+              <w:left w:type="dxa" w:w="100"/>
+              <w:bottom w:type="dxa" w:w="80"/>
+              <w:right w:type="dxa" w:w="100"/>
+            </w:tcMar>
+            <w:vAlign w:val="top"/>
+          </w:tcPr>
+          <w:p>
+            <w:pPr>
+              <w:spacing w:after="50" w:before="0"/>
+            </w:pPr>
+            <w:r>
+              <w:rPr>
+                <w:color w:val="BBBBBB"/>
+                <w:sz w:val="18"/>
+                <w:szCs w:val="18"/>
+              </w:rPr>
+              <w:t xml:space="preserve">____________________________</w:t>
+            </w:r>
+          </w:p>
+          <w:p>
+            <w:pPr>
+              <w:spacing w:after="50" w:before="0"/>
+            </w:pPr>
+            <w:r>
+              <w:rPr>
+                <w:color w:val="BBBBBB"/>
+                <w:sz w:val="18"/>
+                <w:szCs w:val="18"/>
+              </w:rPr>
+              <w:t xml:space="preserve">____________________________</w:t>
+            </w:r>
+          </w:p>
+          <w:p>
+            <w:pPr>
+              <w:spacing w:after="50" w:before="0"/>
+            </w:pPr>
+            <w:r>
+              <w:rPr>
+                <w:color w:val="BBBBBB"/>
+                <w:sz w:val="18"/>
+                <w:szCs w:val="18"/>
+              </w:rPr>
+              <w:t xml:space="preserve">____________________________</w:t>
+            </w:r>
+          </w:p>
+          <w:p>
+            <w:pPr>
+              <w:spacing w:after="50" w:before="0"/>
+            </w:pPr>
+            <w:r>
+              <w:rPr>
+                <w:color w:val="BBBBBB"/>
+                <w:sz w:val="18"/>
+                <w:szCs w:val="18"/>
+              </w:rPr>
+              <w:t xml:space="preserve">____________________________</w:t>
+            </w:r>
+          </w:p>
+        </w:tc>
+        <w:tc>
+          <w:tcPr>
+            <w:tcW w:type="dxa" w:w="3000"/>
+            <w:shd w:fill="FBF3E2" w:color="auto" w:val="clear"/>
+            <w:tcMar>
+              <w:top w:type="dxa" w:w="80"/>
+              <w:left w:type="dxa" w:w="100"/>
+              <w:bottom w:type="dxa" w:w="80"/>
+              <w:right w:type="dxa" w:w="100"/>
+            </w:tcMar>
+            <w:vAlign w:val="top"/>
+          </w:tcPr>
+          <w:p>
+            <w:pPr>
+              <w:spacing w:after="30" w:before="0"/>
+            </w:pPr>
+            <w:r>
+              <w:rPr>
+                <w:b/>
+                <w:bCs/>
+                <w:color w:val="0F2B3C"/>
+                <w:sz w:val="18"/>
+                <w:szCs w:val="18"/>
+              </w:rPr>
+              <w:t xml:space="preserve">Because... ________________</w:t>
+            </w:r>
+          </w:p>
+          <w:p>
+            <w:pPr>
+              <w:spacing w:after="50" w:before="0"/>
+            </w:pPr>
+            <w:r>
+              <w:rPr>
+                <w:color w:val="BBBBBB"/>
+                <w:sz w:val="18"/>
+                <w:szCs w:val="18"/>
+              </w:rPr>
+              <w:t xml:space="preserve">____________________________</w:t>
+            </w:r>
+          </w:p>
+          <w:p>
+            <w:pPr>
+              <w:spacing w:after="30" w:before="40"/>
+            </w:pPr>
+            <w:r>
+              <w:rPr>
+                <w:b/>
+                <w:bCs/>
+                <w:color w:val="1A6FB5"/>
+                <w:sz w:val="18"/>
+                <w:szCs w:val="18"/>
+              </w:rPr>
+              <w:t xml:space="preserve">Although... _______________</w:t>
+            </w:r>
+          </w:p>
+          <w:p>
+            <w:pPr>
+              <w:spacing w:after="50" w:before="0"/>
+            </w:pPr>
+            <w:r>
+              <w:rPr>
+                <w:color w:val="BBBBBB"/>
+                <w:sz w:val="18"/>
+                <w:szCs w:val="18"/>
+              </w:rPr>
+              <w:t xml:space="preserve">____________________________</w:t>
+            </w:r>
+          </w:p>
+          <w:p>
+            <w:pPr>
+              <w:spacing w:after="30" w:before="40"/>
+            </w:pPr>
+            <w:r>
+              <w:rPr>
+                <w:b/>
+                <w:bCs/>
+                <w:color w:val="7A5400"/>
+                <w:sz w:val="18"/>
+                <w:szCs w:val="18"/>
+              </w:rPr>
+              <w:t xml:space="preserve">Therefore... ______________</w:t>
+            </w:r>
+          </w:p>
+          <w:p>
+            <w:pPr>
+              <w:spacing w:after="50" w:before="0"/>
+            </w:pPr>
+            <w:r>
+              <w:rPr>
+                <w:color w:val="BBBBBB"/>
+                <w:sz w:val="18"/>
+                <w:szCs w:val="18"/>
+              </w:rPr>
+              <w:t xml:space="preserve">____________________________</w:t>
+            </w:r>
+          </w:p>
+        </w:tc>
+      </w:tr>
+    </w:tbl>
+    <w:p>
+      <w:pPr>
+        <w:spacing w:after="60" w:before="0"/>
+      </w:pPr>
+      <w:r>
+        <w:t xml:space="preserve"/>
       </w:r>
     </w:p>
     <w:p>
@@ -225,63 +2326,629 @@
         <w:t xml:space="preserve">Count, add, and compare.</w:t>
       </w:r>
     </w:p>
-    <w:p>
-      <w:pPr>
-        <w:spacing w:after="40" w:before="0"/>
-      </w:pPr>
-      <w:r>
-        <w:rPr>
-          <w:sz w:val="22"/>
-          <w:szCs w:val="22"/>
-        </w:rPr>
-        <w:t xml:space="preserve">1.  A survey of pets gives: 2, 3, 1. What is the total number of pets?</w:t>
-      </w:r>
-    </w:p>
-    <w:p>
-      <w:pPr>
-        <w:spacing w:after="80" w:before="0"/>
-      </w:pPr>
-      <w:r>
-        <w:rPr>
-          <w:color w:val="BBBBBB"/>
-        </w:rPr>
-        <w:t xml:space="preserve">____________________________________________________</w:t>
-      </w:r>
-    </w:p>
-    <w:p>
-      <w:pPr>
-        <w:spacing w:after="40" w:before="0"/>
-      </w:pPr>
-      <w:r>
-        <w:rPr>
-          <w:sz w:val="22"/>
-          <w:szCs w:val="22"/>
-        </w:rPr>
-        <w:t xml:space="preserve">2.  Which question expects many different answers (data that varies)?</w:t>
-      </w:r>
-    </w:p>
-    <w:p>
-      <w:pPr>
-        <w:spacing w:after="40" w:before="0"/>
-      </w:pPr>
-      <w:r>
-        <w:rPr>
-          <w:color w:val="5E6E7E"/>
-          <w:sz w:val="20"/>
-          <w:szCs w:val="20"/>
-        </w:rPr>
-        <w:t xml:space="preserve">     choices: How many days are in a week?   /   How tall is each student in class?   /   How many legs does a dog have?</w:t>
-      </w:r>
-    </w:p>
-    <w:p>
-      <w:pPr>
-        <w:spacing w:after="80" w:before="0"/>
-      </w:pPr>
-      <w:r>
-        <w:rPr>
-          <w:color w:val="BBBBBB"/>
-        </w:rPr>
-        <w:t xml:space="preserve">____________________________________________________</w:t>
+    <w:tbl>
+      <w:tblPr>
+        <w:tblW w:type="dxa" w:w="9360"/>
+        <w:tblBorders>
+          <w:top w:val="single" w:color="C7D2DD" w:sz="6"/>
+          <w:left w:val="single" w:color="C7D2DD" w:sz="6"/>
+          <w:bottom w:val="single" w:color="C7D2DD" w:sz="6"/>
+          <w:right w:val="single" w:color="C7D2DD" w:sz="6"/>
+          <w:insideH w:val="single" w:color="C7D2DD" w:sz="6"/>
+          <w:insideV w:val="single" w:color="C7D2DD" w:sz="6"/>
+        </w:tblBorders>
+      </w:tblPr>
+      <w:tblGrid>
+        <w:gridCol w:w="2800"/>
+        <w:gridCol w:w="3560"/>
+        <w:gridCol w:w="3000"/>
+      </w:tblGrid>
+      <w:tr>
+        <w:trPr>
+          <w:cantSplit/>
+          <w:tblHeader/>
+        </w:trPr>
+        <w:tc>
+          <w:tcPr>
+            <w:tcW w:type="dxa" w:w="2800"/>
+            <w:shd w:fill="EEF4F8" w:color="auto" w:val="clear"/>
+            <w:tcMar>
+              <w:top w:type="dxa" w:w="60"/>
+              <w:left w:type="dxa" w:w="100"/>
+              <w:bottom w:type="dxa" w:w="60"/>
+              <w:right w:type="dxa" w:w="100"/>
+            </w:tcMar>
+          </w:tcPr>
+          <w:p>
+            <w:pPr>
+              <w:spacing w:after="0" w:before="0"/>
+            </w:pPr>
+            <w:r>
+              <w:rPr>
+                <w:b/>
+                <w:bCs/>
+                <w:color w:val="0F2B3C"/>
+                <w:sz w:val="16"/>
+                <w:szCs w:val="16"/>
+              </w:rPr>
+              <w:t xml:space="preserve">CORE PROBLEM / GIVEN REPRESENTATION</w:t>
+            </w:r>
+          </w:p>
+        </w:tc>
+        <w:tc>
+          <w:tcPr>
+            <w:tcW w:type="dxa" w:w="3560"/>
+            <w:shd w:fill="EEF4F8" w:color="auto" w:val="clear"/>
+            <w:tcMar>
+              <w:top w:type="dxa" w:w="60"/>
+              <w:left w:type="dxa" w:w="100"/>
+              <w:bottom w:type="dxa" w:w="60"/>
+              <w:right w:type="dxa" w:w="100"/>
+            </w:tcMar>
+          </w:tcPr>
+          <w:p>
+            <w:pPr>
+              <w:spacing w:after="0" w:before="0"/>
+            </w:pPr>
+            <w:r>
+              <w:rPr>
+                <w:b/>
+                <w:bCs/>
+                <w:color w:val="0F2B3C"/>
+                <w:sz w:val="16"/>
+                <w:szCs w:val="16"/>
+              </w:rPr>
+              <w:t xml:space="preserve">WORKING SPACE / CALCULATION STEPS</w:t>
+            </w:r>
+          </w:p>
+        </w:tc>
+        <w:tc>
+          <w:tcPr>
+            <w:tcW w:type="dxa" w:w="3000"/>
+            <w:shd w:fill="FBF3E2" w:color="auto" w:val="clear"/>
+            <w:tcMar>
+              <w:top w:type="dxa" w:w="60"/>
+              <w:left w:type="dxa" w:w="100"/>
+              <w:bottom w:type="dxa" w:w="60"/>
+              <w:right w:type="dxa" w:w="100"/>
+            </w:tcMar>
+          </w:tcPr>
+          <w:p>
+            <w:pPr>
+              <w:spacing w:after="0" w:before="0"/>
+            </w:pPr>
+            <w:r>
+              <w:rPr>
+                <w:b/>
+                <w:bCs/>
+                <w:color w:val="7A5400"/>
+                <w:sz w:val="16"/>
+                <w:szCs w:val="16"/>
+              </w:rPr>
+              <w:t xml:space="preserve">EXPLAIN YOUR REASONING</w:t>
+            </w:r>
+          </w:p>
+        </w:tc>
+      </w:tr>
+      <w:tr>
+        <w:trPr>
+          <w:cantSplit/>
+        </w:trPr>
+        <w:tc>
+          <w:tcPr>
+            <w:tcW w:type="dxa" w:w="2800"/>
+            <w:tcMar>
+              <w:top w:type="dxa" w:w="80"/>
+              <w:left w:type="dxa" w:w="100"/>
+              <w:bottom w:type="dxa" w:w="80"/>
+              <w:right w:type="dxa" w:w="100"/>
+            </w:tcMar>
+            <w:vAlign w:val="top"/>
+          </w:tcPr>
+          <w:p>
+            <w:pPr>
+              <w:spacing w:after="40" w:before="0"/>
+            </w:pPr>
+            <w:r>
+              <w:rPr>
+                <w:b/>
+                <w:bCs/>
+                <w:color w:val="0F2B3C"/>
+                <w:sz w:val="20"/>
+                <w:szCs w:val="20"/>
+              </w:rPr>
+              <w:t xml:space="preserve">1.  A survey of pets gives: 2, 3, 1. What is the total number of pets?</w:t>
+            </w:r>
+          </w:p>
+        </w:tc>
+        <w:tc>
+          <w:tcPr>
+            <w:tcW w:type="dxa" w:w="3560"/>
+            <w:tcMar>
+              <w:top w:type="dxa" w:w="80"/>
+              <w:left w:type="dxa" w:w="100"/>
+              <w:bottom w:type="dxa" w:w="80"/>
+              <w:right w:type="dxa" w:w="100"/>
+            </w:tcMar>
+            <w:vAlign w:val="top"/>
+          </w:tcPr>
+          <w:p>
+            <w:pPr>
+              <w:spacing w:after="50" w:before="0"/>
+            </w:pPr>
+            <w:r>
+              <w:rPr>
+                <w:color w:val="BBBBBB"/>
+                <w:sz w:val="18"/>
+                <w:szCs w:val="18"/>
+              </w:rPr>
+              <w:t xml:space="preserve">____________________________</w:t>
+            </w:r>
+          </w:p>
+          <w:p>
+            <w:pPr>
+              <w:spacing w:after="50" w:before="0"/>
+            </w:pPr>
+            <w:r>
+              <w:rPr>
+                <w:color w:val="BBBBBB"/>
+                <w:sz w:val="18"/>
+                <w:szCs w:val="18"/>
+              </w:rPr>
+              <w:t xml:space="preserve">____________________________</w:t>
+            </w:r>
+          </w:p>
+          <w:p>
+            <w:pPr>
+              <w:spacing w:after="50" w:before="0"/>
+            </w:pPr>
+            <w:r>
+              <w:rPr>
+                <w:color w:val="BBBBBB"/>
+                <w:sz w:val="18"/>
+                <w:szCs w:val="18"/>
+              </w:rPr>
+              <w:t xml:space="preserve">____________________________</w:t>
+            </w:r>
+          </w:p>
+          <w:p>
+            <w:pPr>
+              <w:spacing w:after="50" w:before="0"/>
+            </w:pPr>
+            <w:r>
+              <w:rPr>
+                <w:color w:val="BBBBBB"/>
+                <w:sz w:val="18"/>
+                <w:szCs w:val="18"/>
+              </w:rPr>
+              <w:t xml:space="preserve">____________________________</w:t>
+            </w:r>
+          </w:p>
+        </w:tc>
+        <w:tc>
+          <w:tcPr>
+            <w:tcW w:type="dxa" w:w="3000"/>
+            <w:shd w:fill="FBF3E2" w:color="auto" w:val="clear"/>
+            <w:tcMar>
+              <w:top w:type="dxa" w:w="80"/>
+              <w:left w:type="dxa" w:w="100"/>
+              <w:bottom w:type="dxa" w:w="80"/>
+              <w:right w:type="dxa" w:w="100"/>
+            </w:tcMar>
+            <w:vAlign w:val="top"/>
+          </w:tcPr>
+          <w:p>
+            <w:pPr>
+              <w:spacing w:after="30" w:before="0"/>
+            </w:pPr>
+            <w:r>
+              <w:rPr>
+                <w:b/>
+                <w:bCs/>
+                <w:color w:val="0F2B3C"/>
+                <w:sz w:val="18"/>
+                <w:szCs w:val="18"/>
+              </w:rPr>
+              <w:t xml:space="preserve">Because... ________________</w:t>
+            </w:r>
+          </w:p>
+          <w:p>
+            <w:pPr>
+              <w:spacing w:after="50" w:before="0"/>
+            </w:pPr>
+            <w:r>
+              <w:rPr>
+                <w:color w:val="BBBBBB"/>
+                <w:sz w:val="18"/>
+                <w:szCs w:val="18"/>
+              </w:rPr>
+              <w:t xml:space="preserve">____________________________</w:t>
+            </w:r>
+          </w:p>
+          <w:p>
+            <w:pPr>
+              <w:spacing w:after="30" w:before="40"/>
+            </w:pPr>
+            <w:r>
+              <w:rPr>
+                <w:b/>
+                <w:bCs/>
+                <w:color w:val="1A6FB5"/>
+                <w:sz w:val="18"/>
+                <w:szCs w:val="18"/>
+              </w:rPr>
+              <w:t xml:space="preserve">Although... _______________</w:t>
+            </w:r>
+          </w:p>
+          <w:p>
+            <w:pPr>
+              <w:spacing w:after="50" w:before="0"/>
+            </w:pPr>
+            <w:r>
+              <w:rPr>
+                <w:color w:val="BBBBBB"/>
+                <w:sz w:val="18"/>
+                <w:szCs w:val="18"/>
+              </w:rPr>
+              <w:t xml:space="preserve">____________________________</w:t>
+            </w:r>
+          </w:p>
+          <w:p>
+            <w:pPr>
+              <w:spacing w:after="30" w:before="40"/>
+            </w:pPr>
+            <w:r>
+              <w:rPr>
+                <w:b/>
+                <w:bCs/>
+                <w:color w:val="7A5400"/>
+                <w:sz w:val="18"/>
+                <w:szCs w:val="18"/>
+              </w:rPr>
+              <w:t xml:space="preserve">Therefore... ______________</w:t>
+            </w:r>
+          </w:p>
+          <w:p>
+            <w:pPr>
+              <w:spacing w:after="50" w:before="0"/>
+            </w:pPr>
+            <w:r>
+              <w:rPr>
+                <w:color w:val="BBBBBB"/>
+                <w:sz w:val="18"/>
+                <w:szCs w:val="18"/>
+              </w:rPr>
+              <w:t xml:space="preserve">____________________________</w:t>
+            </w:r>
+          </w:p>
+        </w:tc>
+      </w:tr>
+    </w:tbl>
+    <w:p>
+      <w:pPr>
+        <w:spacing w:after="60" w:before="0"/>
+      </w:pPr>
+      <w:r>
+        <w:t xml:space="preserve"/>
+      </w:r>
+    </w:p>
+    <w:tbl>
+      <w:tblPr>
+        <w:tblW w:type="dxa" w:w="9360"/>
+        <w:tblBorders>
+          <w:top w:val="single" w:color="C7D2DD" w:sz="6"/>
+          <w:left w:val="single" w:color="C7D2DD" w:sz="6"/>
+          <w:bottom w:val="single" w:color="C7D2DD" w:sz="6"/>
+          <w:right w:val="single" w:color="C7D2DD" w:sz="6"/>
+          <w:insideH w:val="single" w:color="C7D2DD" w:sz="6"/>
+          <w:insideV w:val="single" w:color="C7D2DD" w:sz="6"/>
+        </w:tblBorders>
+      </w:tblPr>
+      <w:tblGrid>
+        <w:gridCol w:w="2800"/>
+        <w:gridCol w:w="3560"/>
+        <w:gridCol w:w="3000"/>
+      </w:tblGrid>
+      <w:tr>
+        <w:trPr>
+          <w:cantSplit/>
+          <w:tblHeader/>
+        </w:trPr>
+        <w:tc>
+          <w:tcPr>
+            <w:tcW w:type="dxa" w:w="2800"/>
+            <w:shd w:fill="EEF4F8" w:color="auto" w:val="clear"/>
+            <w:tcMar>
+              <w:top w:type="dxa" w:w="60"/>
+              <w:left w:type="dxa" w:w="100"/>
+              <w:bottom w:type="dxa" w:w="60"/>
+              <w:right w:type="dxa" w:w="100"/>
+            </w:tcMar>
+          </w:tcPr>
+          <w:p>
+            <w:pPr>
+              <w:spacing w:after="0" w:before="0"/>
+            </w:pPr>
+            <w:r>
+              <w:rPr>
+                <w:b/>
+                <w:bCs/>
+                <w:color w:val="0F2B3C"/>
+                <w:sz w:val="16"/>
+                <w:szCs w:val="16"/>
+              </w:rPr>
+              <w:t xml:space="preserve">CORE PROBLEM / GIVEN REPRESENTATION</w:t>
+            </w:r>
+          </w:p>
+        </w:tc>
+        <w:tc>
+          <w:tcPr>
+            <w:tcW w:type="dxa" w:w="3560"/>
+            <w:shd w:fill="EEF4F8" w:color="auto" w:val="clear"/>
+            <w:tcMar>
+              <w:top w:type="dxa" w:w="60"/>
+              <w:left w:type="dxa" w:w="100"/>
+              <w:bottom w:type="dxa" w:w="60"/>
+              <w:right w:type="dxa" w:w="100"/>
+            </w:tcMar>
+          </w:tcPr>
+          <w:p>
+            <w:pPr>
+              <w:spacing w:after="0" w:before="0"/>
+            </w:pPr>
+            <w:r>
+              <w:rPr>
+                <w:b/>
+                <w:bCs/>
+                <w:color w:val="0F2B3C"/>
+                <w:sz w:val="16"/>
+                <w:szCs w:val="16"/>
+              </w:rPr>
+              <w:t xml:space="preserve">WORKING SPACE / CALCULATION STEPS</w:t>
+            </w:r>
+          </w:p>
+        </w:tc>
+        <w:tc>
+          <w:tcPr>
+            <w:tcW w:type="dxa" w:w="3000"/>
+            <w:shd w:fill="FBF3E2" w:color="auto" w:val="clear"/>
+            <w:tcMar>
+              <w:top w:type="dxa" w:w="60"/>
+              <w:left w:type="dxa" w:w="100"/>
+              <w:bottom w:type="dxa" w:w="60"/>
+              <w:right w:type="dxa" w:w="100"/>
+            </w:tcMar>
+          </w:tcPr>
+          <w:p>
+            <w:pPr>
+              <w:spacing w:after="0" w:before="0"/>
+            </w:pPr>
+            <w:r>
+              <w:rPr>
+                <w:b/>
+                <w:bCs/>
+                <w:color w:val="7A5400"/>
+                <w:sz w:val="16"/>
+                <w:szCs w:val="16"/>
+              </w:rPr>
+              <w:t xml:space="preserve">EXPLAIN YOUR REASONING</w:t>
+            </w:r>
+          </w:p>
+        </w:tc>
+      </w:tr>
+      <w:tr>
+        <w:trPr>
+          <w:cantSplit/>
+        </w:trPr>
+        <w:tc>
+          <w:tcPr>
+            <w:tcW w:type="dxa" w:w="2800"/>
+            <w:tcMar>
+              <w:top w:type="dxa" w:w="80"/>
+              <w:left w:type="dxa" w:w="100"/>
+              <w:bottom w:type="dxa" w:w="80"/>
+              <w:right w:type="dxa" w:w="100"/>
+            </w:tcMar>
+            <w:vAlign w:val="top"/>
+          </w:tcPr>
+          <w:p>
+            <w:pPr>
+              <w:spacing w:after="40" w:before="0"/>
+            </w:pPr>
+            <w:r>
+              <w:rPr>
+                <w:b/>
+                <w:bCs/>
+                <w:color w:val="0F2B3C"/>
+                <w:sz w:val="20"/>
+                <w:szCs w:val="20"/>
+              </w:rPr>
+              <w:t xml:space="preserve">2.  Which question expects many different answers (data that varies)?</w:t>
+            </w:r>
+          </w:p>
+          <w:p>
+            <w:pPr>
+              <w:spacing w:after="0" w:before="0"/>
+            </w:pPr>
+            <w:r>
+              <w:rPr>
+                <w:color w:val="5E6E7E"/>
+                <w:sz w:val="18"/>
+                <w:szCs w:val="18"/>
+              </w:rPr>
+              <w:t xml:space="preserve">Choices: How many days are in a week?   /   How tall is each student in class?   /   How many legs does a dog have?</w:t>
+            </w:r>
+          </w:p>
+        </w:tc>
+        <w:tc>
+          <w:tcPr>
+            <w:tcW w:type="dxa" w:w="3560"/>
+            <w:tcMar>
+              <w:top w:type="dxa" w:w="80"/>
+              <w:left w:type="dxa" w:w="100"/>
+              <w:bottom w:type="dxa" w:w="80"/>
+              <w:right w:type="dxa" w:w="100"/>
+            </w:tcMar>
+            <w:vAlign w:val="top"/>
+          </w:tcPr>
+          <w:p>
+            <w:pPr>
+              <w:spacing w:after="50" w:before="0"/>
+            </w:pPr>
+            <w:r>
+              <w:rPr>
+                <w:color w:val="BBBBBB"/>
+                <w:sz w:val="18"/>
+                <w:szCs w:val="18"/>
+              </w:rPr>
+              <w:t xml:space="preserve">____________________________</w:t>
+            </w:r>
+          </w:p>
+          <w:p>
+            <w:pPr>
+              <w:spacing w:after="50" w:before="0"/>
+            </w:pPr>
+            <w:r>
+              <w:rPr>
+                <w:color w:val="BBBBBB"/>
+                <w:sz w:val="18"/>
+                <w:szCs w:val="18"/>
+              </w:rPr>
+              <w:t xml:space="preserve">____________________________</w:t>
+            </w:r>
+          </w:p>
+          <w:p>
+            <w:pPr>
+              <w:spacing w:after="50" w:before="0"/>
+            </w:pPr>
+            <w:r>
+              <w:rPr>
+                <w:color w:val="BBBBBB"/>
+                <w:sz w:val="18"/>
+                <w:szCs w:val="18"/>
+              </w:rPr>
+              <w:t xml:space="preserve">____________________________</w:t>
+            </w:r>
+          </w:p>
+          <w:p>
+            <w:pPr>
+              <w:spacing w:after="50" w:before="0"/>
+            </w:pPr>
+            <w:r>
+              <w:rPr>
+                <w:color w:val="BBBBBB"/>
+                <w:sz w:val="18"/>
+                <w:szCs w:val="18"/>
+              </w:rPr>
+              <w:t xml:space="preserve">____________________________</w:t>
+            </w:r>
+          </w:p>
+        </w:tc>
+        <w:tc>
+          <w:tcPr>
+            <w:tcW w:type="dxa" w:w="3000"/>
+            <w:shd w:fill="FBF3E2" w:color="auto" w:val="clear"/>
+            <w:tcMar>
+              <w:top w:type="dxa" w:w="80"/>
+              <w:left w:type="dxa" w:w="100"/>
+              <w:bottom w:type="dxa" w:w="80"/>
+              <w:right w:type="dxa" w:w="100"/>
+            </w:tcMar>
+            <w:vAlign w:val="top"/>
+          </w:tcPr>
+          <w:p>
+            <w:pPr>
+              <w:spacing w:after="30" w:before="0"/>
+            </w:pPr>
+            <w:r>
+              <w:rPr>
+                <w:b/>
+                <w:bCs/>
+                <w:color w:val="0F2B3C"/>
+                <w:sz w:val="18"/>
+                <w:szCs w:val="18"/>
+              </w:rPr>
+              <w:t xml:space="preserve">Because... ________________</w:t>
+            </w:r>
+          </w:p>
+          <w:p>
+            <w:pPr>
+              <w:spacing w:after="50" w:before="0"/>
+            </w:pPr>
+            <w:r>
+              <w:rPr>
+                <w:color w:val="BBBBBB"/>
+                <w:sz w:val="18"/>
+                <w:szCs w:val="18"/>
+              </w:rPr>
+              <w:t xml:space="preserve">____________________________</w:t>
+            </w:r>
+          </w:p>
+          <w:p>
+            <w:pPr>
+              <w:spacing w:after="30" w:before="40"/>
+            </w:pPr>
+            <w:r>
+              <w:rPr>
+                <w:b/>
+                <w:bCs/>
+                <w:color w:val="1A6FB5"/>
+                <w:sz w:val="18"/>
+                <w:szCs w:val="18"/>
+              </w:rPr>
+              <w:t xml:space="preserve">Although... _______________</w:t>
+            </w:r>
+          </w:p>
+          <w:p>
+            <w:pPr>
+              <w:spacing w:after="50" w:before="0"/>
+            </w:pPr>
+            <w:r>
+              <w:rPr>
+                <w:color w:val="BBBBBB"/>
+                <w:sz w:val="18"/>
+                <w:szCs w:val="18"/>
+              </w:rPr>
+              <w:t xml:space="preserve">____________________________</w:t>
+            </w:r>
+          </w:p>
+          <w:p>
+            <w:pPr>
+              <w:spacing w:after="30" w:before="40"/>
+            </w:pPr>
+            <w:r>
+              <w:rPr>
+                <w:b/>
+                <w:bCs/>
+                <w:color w:val="7A5400"/>
+                <w:sz w:val="18"/>
+                <w:szCs w:val="18"/>
+              </w:rPr>
+              <w:t xml:space="preserve">Therefore... ______________</w:t>
+            </w:r>
+          </w:p>
+          <w:p>
+            <w:pPr>
+              <w:spacing w:after="50" w:before="0"/>
+            </w:pPr>
+            <w:r>
+              <w:rPr>
+                <w:color w:val="BBBBBB"/>
+                <w:sz w:val="18"/>
+                <w:szCs w:val="18"/>
+              </w:rPr>
+              <w:t xml:space="preserve">____________________________</w:t>
+            </w:r>
+          </w:p>
+        </w:tc>
+      </w:tr>
+    </w:tbl>
+    <w:p>
+      <w:pPr>
+        <w:spacing w:after="60" w:before="0"/>
+      </w:pPr>
+      <w:r>
+        <w:t xml:space="preserve"/>
       </w:r>
     </w:p>
     <w:p>
@@ -313,50 +2980,616 @@
         <w:t xml:space="preserve">Read data and compare.</w:t>
       </w:r>
     </w:p>
-    <w:p>
-      <w:pPr>
-        <w:spacing w:after="40" w:before="0"/>
-      </w:pPr>
-      <w:r>
-        <w:rPr>
-          <w:sz w:val="22"/>
-          <w:szCs w:val="22"/>
-        </w:rPr>
-        <w:t xml:space="preserve">1.  Bar graph counts: 4, 6, 3, 2. What is the total?</w:t>
-      </w:r>
-    </w:p>
-    <w:p>
-      <w:pPr>
-        <w:spacing w:after="80" w:before="0"/>
-      </w:pPr>
-      <w:r>
-        <w:rPr>
-          <w:color w:val="BBBBBB"/>
-        </w:rPr>
-        <w:t xml:space="preserve">____________________________________________________</w:t>
-      </w:r>
-    </w:p>
-    <w:p>
-      <w:pPr>
-        <w:spacing w:after="40" w:before="0"/>
-      </w:pPr>
-      <w:r>
-        <w:rPr>
-          <w:sz w:val="22"/>
-          <w:szCs w:val="22"/>
-        </w:rPr>
-        <w:t xml:space="preserve">2.  The tallest bar is 6 and the shortest is 2. What is the difference?</w:t>
-      </w:r>
-    </w:p>
-    <w:p>
-      <w:pPr>
-        <w:spacing w:after="80" w:before="0"/>
-      </w:pPr>
-      <w:r>
-        <w:rPr>
-          <w:color w:val="BBBBBB"/>
-        </w:rPr>
-        <w:t xml:space="preserve">____________________________________________________</w:t>
+    <w:tbl>
+      <w:tblPr>
+        <w:tblW w:type="dxa" w:w="9360"/>
+        <w:tblBorders>
+          <w:top w:val="single" w:color="C7D2DD" w:sz="6"/>
+          <w:left w:val="single" w:color="C7D2DD" w:sz="6"/>
+          <w:bottom w:val="single" w:color="C7D2DD" w:sz="6"/>
+          <w:right w:val="single" w:color="C7D2DD" w:sz="6"/>
+          <w:insideH w:val="single" w:color="C7D2DD" w:sz="6"/>
+          <w:insideV w:val="single" w:color="C7D2DD" w:sz="6"/>
+        </w:tblBorders>
+      </w:tblPr>
+      <w:tblGrid>
+        <w:gridCol w:w="2800"/>
+        <w:gridCol w:w="3560"/>
+        <w:gridCol w:w="3000"/>
+      </w:tblGrid>
+      <w:tr>
+        <w:trPr>
+          <w:cantSplit/>
+          <w:tblHeader/>
+        </w:trPr>
+        <w:tc>
+          <w:tcPr>
+            <w:tcW w:type="dxa" w:w="2800"/>
+            <w:shd w:fill="EEF4F8" w:color="auto" w:val="clear"/>
+            <w:tcMar>
+              <w:top w:type="dxa" w:w="60"/>
+              <w:left w:type="dxa" w:w="100"/>
+              <w:bottom w:type="dxa" w:w="60"/>
+              <w:right w:type="dxa" w:w="100"/>
+            </w:tcMar>
+          </w:tcPr>
+          <w:p>
+            <w:pPr>
+              <w:spacing w:after="0" w:before="0"/>
+            </w:pPr>
+            <w:r>
+              <w:rPr>
+                <w:b/>
+                <w:bCs/>
+                <w:color w:val="0F2B3C"/>
+                <w:sz w:val="16"/>
+                <w:szCs w:val="16"/>
+              </w:rPr>
+              <w:t xml:space="preserve">CORE PROBLEM / GIVEN REPRESENTATION</w:t>
+            </w:r>
+          </w:p>
+        </w:tc>
+        <w:tc>
+          <w:tcPr>
+            <w:tcW w:type="dxa" w:w="3560"/>
+            <w:shd w:fill="EEF4F8" w:color="auto" w:val="clear"/>
+            <w:tcMar>
+              <w:top w:type="dxa" w:w="60"/>
+              <w:left w:type="dxa" w:w="100"/>
+              <w:bottom w:type="dxa" w:w="60"/>
+              <w:right w:type="dxa" w:w="100"/>
+            </w:tcMar>
+          </w:tcPr>
+          <w:p>
+            <w:pPr>
+              <w:spacing w:after="0" w:before="0"/>
+            </w:pPr>
+            <w:r>
+              <w:rPr>
+                <w:b/>
+                <w:bCs/>
+                <w:color w:val="0F2B3C"/>
+                <w:sz w:val="16"/>
+                <w:szCs w:val="16"/>
+              </w:rPr>
+              <w:t xml:space="preserve">WORKING SPACE / CALCULATION STEPS</w:t>
+            </w:r>
+          </w:p>
+        </w:tc>
+        <w:tc>
+          <w:tcPr>
+            <w:tcW w:type="dxa" w:w="3000"/>
+            <w:shd w:fill="FBF3E2" w:color="auto" w:val="clear"/>
+            <w:tcMar>
+              <w:top w:type="dxa" w:w="60"/>
+              <w:left w:type="dxa" w:w="100"/>
+              <w:bottom w:type="dxa" w:w="60"/>
+              <w:right w:type="dxa" w:w="100"/>
+            </w:tcMar>
+          </w:tcPr>
+          <w:p>
+            <w:pPr>
+              <w:spacing w:after="0" w:before="0"/>
+            </w:pPr>
+            <w:r>
+              <w:rPr>
+                <w:b/>
+                <w:bCs/>
+                <w:color w:val="7A5400"/>
+                <w:sz w:val="16"/>
+                <w:szCs w:val="16"/>
+              </w:rPr>
+              <w:t xml:space="preserve">EXPLAIN YOUR REASONING</w:t>
+            </w:r>
+          </w:p>
+        </w:tc>
+      </w:tr>
+      <w:tr>
+        <w:trPr>
+          <w:cantSplit/>
+        </w:trPr>
+        <w:tc>
+          <w:tcPr>
+            <w:tcW w:type="dxa" w:w="2800"/>
+            <w:tcMar>
+              <w:top w:type="dxa" w:w="80"/>
+              <w:left w:type="dxa" w:w="100"/>
+              <w:bottom w:type="dxa" w:w="80"/>
+              <w:right w:type="dxa" w:w="100"/>
+            </w:tcMar>
+            <w:vAlign w:val="top"/>
+          </w:tcPr>
+          <w:p>
+            <w:pPr>
+              <w:spacing w:after="40" w:before="0"/>
+            </w:pPr>
+            <w:r>
+              <w:rPr>
+                <w:b/>
+                <w:bCs/>
+                <w:color w:val="0F2B3C"/>
+                <w:sz w:val="20"/>
+                <w:szCs w:val="20"/>
+              </w:rPr>
+              <w:t xml:space="preserve">1.  Bar graph counts: 4, 6, 3, 2. What is the total?</w:t>
+            </w:r>
+          </w:p>
+        </w:tc>
+        <w:tc>
+          <w:tcPr>
+            <w:tcW w:type="dxa" w:w="3560"/>
+            <w:tcMar>
+              <w:top w:type="dxa" w:w="80"/>
+              <w:left w:type="dxa" w:w="100"/>
+              <w:bottom w:type="dxa" w:w="80"/>
+              <w:right w:type="dxa" w:w="100"/>
+            </w:tcMar>
+            <w:vAlign w:val="top"/>
+          </w:tcPr>
+          <w:p>
+            <w:pPr>
+              <w:spacing w:after="50" w:before="0"/>
+            </w:pPr>
+            <w:r>
+              <w:rPr>
+                <w:color w:val="BBBBBB"/>
+                <w:sz w:val="18"/>
+                <w:szCs w:val="18"/>
+              </w:rPr>
+              <w:t xml:space="preserve">____________________________</w:t>
+            </w:r>
+          </w:p>
+          <w:p>
+            <w:pPr>
+              <w:spacing w:after="50" w:before="0"/>
+            </w:pPr>
+            <w:r>
+              <w:rPr>
+                <w:color w:val="BBBBBB"/>
+                <w:sz w:val="18"/>
+                <w:szCs w:val="18"/>
+              </w:rPr>
+              <w:t xml:space="preserve">____________________________</w:t>
+            </w:r>
+          </w:p>
+          <w:p>
+            <w:pPr>
+              <w:spacing w:after="50" w:before="0"/>
+            </w:pPr>
+            <w:r>
+              <w:rPr>
+                <w:color w:val="BBBBBB"/>
+                <w:sz w:val="18"/>
+                <w:szCs w:val="18"/>
+              </w:rPr>
+              <w:t xml:space="preserve">____________________________</w:t>
+            </w:r>
+          </w:p>
+          <w:p>
+            <w:pPr>
+              <w:spacing w:after="50" w:before="0"/>
+            </w:pPr>
+            <w:r>
+              <w:rPr>
+                <w:color w:val="BBBBBB"/>
+                <w:sz w:val="18"/>
+                <w:szCs w:val="18"/>
+              </w:rPr>
+              <w:t xml:space="preserve">____________________________</w:t>
+            </w:r>
+          </w:p>
+        </w:tc>
+        <w:tc>
+          <w:tcPr>
+            <w:tcW w:type="dxa" w:w="3000"/>
+            <w:shd w:fill="FBF3E2" w:color="auto" w:val="clear"/>
+            <w:tcMar>
+              <w:top w:type="dxa" w:w="80"/>
+              <w:left w:type="dxa" w:w="100"/>
+              <w:bottom w:type="dxa" w:w="80"/>
+              <w:right w:type="dxa" w:w="100"/>
+            </w:tcMar>
+            <w:vAlign w:val="top"/>
+          </w:tcPr>
+          <w:p>
+            <w:pPr>
+              <w:spacing w:after="30" w:before="0"/>
+            </w:pPr>
+            <w:r>
+              <w:rPr>
+                <w:b/>
+                <w:bCs/>
+                <w:color w:val="0F2B3C"/>
+                <w:sz w:val="18"/>
+                <w:szCs w:val="18"/>
+              </w:rPr>
+              <w:t xml:space="preserve">Because... ________________</w:t>
+            </w:r>
+          </w:p>
+          <w:p>
+            <w:pPr>
+              <w:spacing w:after="50" w:before="0"/>
+            </w:pPr>
+            <w:r>
+              <w:rPr>
+                <w:color w:val="BBBBBB"/>
+                <w:sz w:val="18"/>
+                <w:szCs w:val="18"/>
+              </w:rPr>
+              <w:t xml:space="preserve">____________________________</w:t>
+            </w:r>
+          </w:p>
+          <w:p>
+            <w:pPr>
+              <w:spacing w:after="30" w:before="40"/>
+            </w:pPr>
+            <w:r>
+              <w:rPr>
+                <w:b/>
+                <w:bCs/>
+                <w:color w:val="1A6FB5"/>
+                <w:sz w:val="18"/>
+                <w:szCs w:val="18"/>
+              </w:rPr>
+              <w:t xml:space="preserve">Although... _______________</w:t>
+            </w:r>
+          </w:p>
+          <w:p>
+            <w:pPr>
+              <w:spacing w:after="50" w:before="0"/>
+            </w:pPr>
+            <w:r>
+              <w:rPr>
+                <w:color w:val="BBBBBB"/>
+                <w:sz w:val="18"/>
+                <w:szCs w:val="18"/>
+              </w:rPr>
+              <w:t xml:space="preserve">____________________________</w:t>
+            </w:r>
+          </w:p>
+          <w:p>
+            <w:pPr>
+              <w:spacing w:after="30" w:before="40"/>
+            </w:pPr>
+            <w:r>
+              <w:rPr>
+                <w:b/>
+                <w:bCs/>
+                <w:color w:val="7A5400"/>
+                <w:sz w:val="18"/>
+                <w:szCs w:val="18"/>
+              </w:rPr>
+              <w:t xml:space="preserve">Therefore... ______________</w:t>
+            </w:r>
+          </w:p>
+          <w:p>
+            <w:pPr>
+              <w:spacing w:after="50" w:before="0"/>
+            </w:pPr>
+            <w:r>
+              <w:rPr>
+                <w:color w:val="BBBBBB"/>
+                <w:sz w:val="18"/>
+                <w:szCs w:val="18"/>
+              </w:rPr>
+              <w:t xml:space="preserve">____________________________</w:t>
+            </w:r>
+          </w:p>
+        </w:tc>
+      </w:tr>
+    </w:tbl>
+    <w:p>
+      <w:pPr>
+        <w:spacing w:after="60" w:before="0"/>
+      </w:pPr>
+      <w:r>
+        <w:t xml:space="preserve"/>
+      </w:r>
+    </w:p>
+    <w:tbl>
+      <w:tblPr>
+        <w:tblW w:type="dxa" w:w="9360"/>
+        <w:tblBorders>
+          <w:top w:val="single" w:color="C7D2DD" w:sz="6"/>
+          <w:left w:val="single" w:color="C7D2DD" w:sz="6"/>
+          <w:bottom w:val="single" w:color="C7D2DD" w:sz="6"/>
+          <w:right w:val="single" w:color="C7D2DD" w:sz="6"/>
+          <w:insideH w:val="single" w:color="C7D2DD" w:sz="6"/>
+          <w:insideV w:val="single" w:color="C7D2DD" w:sz="6"/>
+        </w:tblBorders>
+      </w:tblPr>
+      <w:tblGrid>
+        <w:gridCol w:w="2800"/>
+        <w:gridCol w:w="3560"/>
+        <w:gridCol w:w="3000"/>
+      </w:tblGrid>
+      <w:tr>
+        <w:trPr>
+          <w:cantSplit/>
+          <w:tblHeader/>
+        </w:trPr>
+        <w:tc>
+          <w:tcPr>
+            <w:tcW w:type="dxa" w:w="2800"/>
+            <w:shd w:fill="EEF4F8" w:color="auto" w:val="clear"/>
+            <w:tcMar>
+              <w:top w:type="dxa" w:w="60"/>
+              <w:left w:type="dxa" w:w="100"/>
+              <w:bottom w:type="dxa" w:w="60"/>
+              <w:right w:type="dxa" w:w="100"/>
+            </w:tcMar>
+          </w:tcPr>
+          <w:p>
+            <w:pPr>
+              <w:spacing w:after="0" w:before="0"/>
+            </w:pPr>
+            <w:r>
+              <w:rPr>
+                <w:b/>
+                <w:bCs/>
+                <w:color w:val="0F2B3C"/>
+                <w:sz w:val="16"/>
+                <w:szCs w:val="16"/>
+              </w:rPr>
+              <w:t xml:space="preserve">CORE PROBLEM / GIVEN REPRESENTATION</w:t>
+            </w:r>
+          </w:p>
+        </w:tc>
+        <w:tc>
+          <w:tcPr>
+            <w:tcW w:type="dxa" w:w="3560"/>
+            <w:shd w:fill="EEF4F8" w:color="auto" w:val="clear"/>
+            <w:tcMar>
+              <w:top w:type="dxa" w:w="60"/>
+              <w:left w:type="dxa" w:w="100"/>
+              <w:bottom w:type="dxa" w:w="60"/>
+              <w:right w:type="dxa" w:w="100"/>
+            </w:tcMar>
+          </w:tcPr>
+          <w:p>
+            <w:pPr>
+              <w:spacing w:after="0" w:before="0"/>
+            </w:pPr>
+            <w:r>
+              <w:rPr>
+                <w:b/>
+                <w:bCs/>
+                <w:color w:val="0F2B3C"/>
+                <w:sz w:val="16"/>
+                <w:szCs w:val="16"/>
+              </w:rPr>
+              <w:t xml:space="preserve">WORKING SPACE / CALCULATION STEPS</w:t>
+            </w:r>
+          </w:p>
+        </w:tc>
+        <w:tc>
+          <w:tcPr>
+            <w:tcW w:type="dxa" w:w="3000"/>
+            <w:shd w:fill="FBF3E2" w:color="auto" w:val="clear"/>
+            <w:tcMar>
+              <w:top w:type="dxa" w:w="60"/>
+              <w:left w:type="dxa" w:w="100"/>
+              <w:bottom w:type="dxa" w:w="60"/>
+              <w:right w:type="dxa" w:w="100"/>
+            </w:tcMar>
+          </w:tcPr>
+          <w:p>
+            <w:pPr>
+              <w:spacing w:after="0" w:before="0"/>
+            </w:pPr>
+            <w:r>
+              <w:rPr>
+                <w:b/>
+                <w:bCs/>
+                <w:color w:val="7A5400"/>
+                <w:sz w:val="16"/>
+                <w:szCs w:val="16"/>
+              </w:rPr>
+              <w:t xml:space="preserve">EXPLAIN YOUR REASONING</w:t>
+            </w:r>
+          </w:p>
+        </w:tc>
+      </w:tr>
+      <w:tr>
+        <w:trPr>
+          <w:cantSplit/>
+        </w:trPr>
+        <w:tc>
+          <w:tcPr>
+            <w:tcW w:type="dxa" w:w="2800"/>
+            <w:tcMar>
+              <w:top w:type="dxa" w:w="80"/>
+              <w:left w:type="dxa" w:w="100"/>
+              <w:bottom w:type="dxa" w:w="80"/>
+              <w:right w:type="dxa" w:w="100"/>
+            </w:tcMar>
+            <w:vAlign w:val="top"/>
+          </w:tcPr>
+          <w:p>
+            <w:pPr>
+              <w:spacing w:after="40" w:before="0"/>
+            </w:pPr>
+            <w:r>
+              <w:rPr>
+                <w:b/>
+                <w:bCs/>
+                <w:color w:val="0F2B3C"/>
+                <w:sz w:val="20"/>
+                <w:szCs w:val="20"/>
+              </w:rPr>
+              <w:t xml:space="preserve">2.  The tallest bar is 6 and the shortest is 2. What is the difference?</w:t>
+            </w:r>
+          </w:p>
+        </w:tc>
+        <w:tc>
+          <w:tcPr>
+            <w:tcW w:type="dxa" w:w="3560"/>
+            <w:tcMar>
+              <w:top w:type="dxa" w:w="80"/>
+              <w:left w:type="dxa" w:w="100"/>
+              <w:bottom w:type="dxa" w:w="80"/>
+              <w:right w:type="dxa" w:w="100"/>
+            </w:tcMar>
+            <w:vAlign w:val="top"/>
+          </w:tcPr>
+          <w:p>
+            <w:pPr>
+              <w:spacing w:after="50" w:before="0"/>
+            </w:pPr>
+            <w:r>
+              <w:rPr>
+                <w:color w:val="BBBBBB"/>
+                <w:sz w:val="18"/>
+                <w:szCs w:val="18"/>
+              </w:rPr>
+              <w:t xml:space="preserve">____________________________</w:t>
+            </w:r>
+          </w:p>
+          <w:p>
+            <w:pPr>
+              <w:spacing w:after="50" w:before="0"/>
+            </w:pPr>
+            <w:r>
+              <w:rPr>
+                <w:color w:val="BBBBBB"/>
+                <w:sz w:val="18"/>
+                <w:szCs w:val="18"/>
+              </w:rPr>
+              <w:t xml:space="preserve">____________________________</w:t>
+            </w:r>
+          </w:p>
+          <w:p>
+            <w:pPr>
+              <w:spacing w:after="50" w:before="0"/>
+            </w:pPr>
+            <w:r>
+              <w:rPr>
+                <w:color w:val="BBBBBB"/>
+                <w:sz w:val="18"/>
+                <w:szCs w:val="18"/>
+              </w:rPr>
+              <w:t xml:space="preserve">____________________________</w:t>
+            </w:r>
+          </w:p>
+          <w:p>
+            <w:pPr>
+              <w:spacing w:after="50" w:before="0"/>
+            </w:pPr>
+            <w:r>
+              <w:rPr>
+                <w:color w:val="BBBBBB"/>
+                <w:sz w:val="18"/>
+                <w:szCs w:val="18"/>
+              </w:rPr>
+              <w:t xml:space="preserve">____________________________</w:t>
+            </w:r>
+          </w:p>
+        </w:tc>
+        <w:tc>
+          <w:tcPr>
+            <w:tcW w:type="dxa" w:w="3000"/>
+            <w:shd w:fill="FBF3E2" w:color="auto" w:val="clear"/>
+            <w:tcMar>
+              <w:top w:type="dxa" w:w="80"/>
+              <w:left w:type="dxa" w:w="100"/>
+              <w:bottom w:type="dxa" w:w="80"/>
+              <w:right w:type="dxa" w:w="100"/>
+            </w:tcMar>
+            <w:vAlign w:val="top"/>
+          </w:tcPr>
+          <w:p>
+            <w:pPr>
+              <w:spacing w:after="30" w:before="0"/>
+            </w:pPr>
+            <w:r>
+              <w:rPr>
+                <w:b/>
+                <w:bCs/>
+                <w:color w:val="0F2B3C"/>
+                <w:sz w:val="18"/>
+                <w:szCs w:val="18"/>
+              </w:rPr>
+              <w:t xml:space="preserve">Because... ________________</w:t>
+            </w:r>
+          </w:p>
+          <w:p>
+            <w:pPr>
+              <w:spacing w:after="50" w:before="0"/>
+            </w:pPr>
+            <w:r>
+              <w:rPr>
+                <w:color w:val="BBBBBB"/>
+                <w:sz w:val="18"/>
+                <w:szCs w:val="18"/>
+              </w:rPr>
+              <w:t xml:space="preserve">____________________________</w:t>
+            </w:r>
+          </w:p>
+          <w:p>
+            <w:pPr>
+              <w:spacing w:after="30" w:before="40"/>
+            </w:pPr>
+            <w:r>
+              <w:rPr>
+                <w:b/>
+                <w:bCs/>
+                <w:color w:val="1A6FB5"/>
+                <w:sz w:val="18"/>
+                <w:szCs w:val="18"/>
+              </w:rPr>
+              <w:t xml:space="preserve">Although... _______________</w:t>
+            </w:r>
+          </w:p>
+          <w:p>
+            <w:pPr>
+              <w:spacing w:after="50" w:before="0"/>
+            </w:pPr>
+            <w:r>
+              <w:rPr>
+                <w:color w:val="BBBBBB"/>
+                <w:sz w:val="18"/>
+                <w:szCs w:val="18"/>
+              </w:rPr>
+              <w:t xml:space="preserve">____________________________</w:t>
+            </w:r>
+          </w:p>
+          <w:p>
+            <w:pPr>
+              <w:spacing w:after="30" w:before="40"/>
+            </w:pPr>
+            <w:r>
+              <w:rPr>
+                <w:b/>
+                <w:bCs/>
+                <w:color w:val="7A5400"/>
+                <w:sz w:val="18"/>
+                <w:szCs w:val="18"/>
+              </w:rPr>
+              <w:t xml:space="preserve">Therefore... ______________</w:t>
+            </w:r>
+          </w:p>
+          <w:p>
+            <w:pPr>
+              <w:spacing w:after="50" w:before="0"/>
+            </w:pPr>
+            <w:r>
+              <w:rPr>
+                <w:color w:val="BBBBBB"/>
+                <w:sz w:val="18"/>
+                <w:szCs w:val="18"/>
+              </w:rPr>
+              <w:t xml:space="preserve">____________________________</w:t>
+            </w:r>
+          </w:p>
+        </w:tc>
+      </w:tr>
+    </w:tbl>
+    <w:p>
+      <w:pPr>
+        <w:spacing w:after="60" w:before="0"/>
+      </w:pPr>
+      <w:r>
+        <w:t xml:space="preserve"/>
       </w:r>
     </w:p>
     <w:p>
@@ -433,6 +3666,141 @@
         <w:t xml:space="preserve">____________________________________________________</w:t>
       </w:r>
     </w:p>
+    <w:tbl>
+      <w:tblPr>
+        <w:tblW w:type="dxa" w:w="9360"/>
+        <w:tblBorders>
+          <w:top w:val="single" w:color="C7D2DD" w:sz="6"/>
+          <w:left w:val="single" w:color="C7D2DD" w:sz="6"/>
+          <w:bottom w:val="single" w:color="C7D2DD" w:sz="6"/>
+          <w:right w:val="single" w:color="C7D2DD" w:sz="6"/>
+          <w:insideH w:val="single" w:color="C7D2DD" w:sz="6"/>
+          <w:insideV w:val="single" w:color="C7D2DD" w:sz="6"/>
+        </w:tblBorders>
+      </w:tblPr>
+      <w:tblGrid>
+        <w:gridCol w:w="3120"/>
+        <w:gridCol w:w="3120"/>
+        <w:gridCol w:w="3120"/>
+      </w:tblGrid>
+      <w:tr>
+        <w:trPr>
+          <w:cantSplit/>
+          <w:tblHeader/>
+        </w:trPr>
+        <w:tc>
+          <w:tcPr>
+            <w:tcW w:type="dxa" w:w="9360"/>
+            <w:gridSpan w:val="3"/>
+            <w:shd w:fill="EEF4F8" w:color="auto" w:val="clear"/>
+            <w:tcMar>
+              <w:top w:type="dxa" w:w="60"/>
+              <w:left w:type="dxa" w:w="100"/>
+              <w:bottom w:type="dxa" w:w="60"/>
+              <w:right w:type="dxa" w:w="100"/>
+            </w:tcMar>
+          </w:tcPr>
+          <w:p>
+            <w:pPr>
+              <w:spacing w:after="0" w:before="0"/>
+            </w:pPr>
+            <w:r>
+              <w:rPr>
+                <w:b/>
+                <w:bCs/>
+                <w:color w:val="0F2B3C"/>
+                <w:sz w:val="18"/>
+                <w:szCs w:val="18"/>
+              </w:rPr>
+              <w:t xml:space="preserve">EXIT CHECK · 3-POINT SELF-ASSESSMENT CHECKLIST</w:t>
+            </w:r>
+          </w:p>
+        </w:tc>
+      </w:tr>
+      <w:tr>
+        <w:trPr>
+          <w:cantSplit/>
+        </w:trPr>
+        <w:tc>
+          <w:tcPr>
+            <w:tcW w:type="dxa" w:w="3120"/>
+            <w:tcMar>
+              <w:top w:type="dxa" w:w="80"/>
+              <w:left w:type="dxa" w:w="100"/>
+              <w:bottom w:type="dxa" w:w="80"/>
+              <w:right w:type="dxa" w:w="100"/>
+            </w:tcMar>
+          </w:tcPr>
+          <w:p>
+            <w:pPr>
+              <w:spacing w:after="0" w:before="0"/>
+            </w:pPr>
+            <w:r>
+              <w:rPr>
+                <w:b/>
+                <w:bCs/>
+                <w:color w:val="0F2B3C"/>
+                <w:sz w:val="18"/>
+                <w:szCs w:val="18"/>
+              </w:rPr>
+              <w:t xml:space="preserve">☐ 1. Units &amp; Labels Verified</w:t>
+            </w:r>
+          </w:p>
+        </w:tc>
+        <w:tc>
+          <w:tcPr>
+            <w:tcW w:type="dxa" w:w="3120"/>
+            <w:tcMar>
+              <w:top w:type="dxa" w:w="80"/>
+              <w:left w:type="dxa" w:w="100"/>
+              <w:bottom w:type="dxa" w:w="80"/>
+              <w:right w:type="dxa" w:w="100"/>
+            </w:tcMar>
+          </w:tcPr>
+          <w:p>
+            <w:pPr>
+              <w:spacing w:after="0" w:before="0"/>
+            </w:pPr>
+            <w:r>
+              <w:rPr>
+                <w:b/>
+                <w:bCs/>
+                <w:color w:val="0F2B3C"/>
+                <w:sz w:val="18"/>
+                <w:szCs w:val="18"/>
+              </w:rPr>
+              <w:t xml:space="preserve">☐ 2. Reasoning Stated (Because / Although / Therefore)</w:t>
+            </w:r>
+          </w:p>
+        </w:tc>
+        <w:tc>
+          <w:tcPr>
+            <w:tcW w:type="dxa" w:w="3120"/>
+            <w:tcMar>
+              <w:top w:type="dxa" w:w="80"/>
+              <w:left w:type="dxa" w:w="100"/>
+              <w:bottom w:type="dxa" w:w="80"/>
+              <w:right w:type="dxa" w:w="100"/>
+            </w:tcMar>
+          </w:tcPr>
+          <w:p>
+            <w:pPr>
+              <w:spacing w:after="0" w:before="0"/>
+            </w:pPr>
+            <w:r>
+              <w:rPr>
+                <w:b/>
+                <w:bCs/>
+                <w:color w:val="0F2B3C"/>
+                <w:sz w:val="18"/>
+                <w:szCs w:val="18"/>
+              </w:rPr>
+              <w:t xml:space="preserve">☐ 3. Calculations Double-Checked</w:t>
+            </w:r>
+          </w:p>
+        </w:tc>
+      </w:tr>
+    </w:tbl>
     <w:p>
       <w:pPr>
         <w:spacing w:after="60" w:before="120"/>
